--- a/uploads/resources/1789035977730-c04a6184.docx
+++ b/uploads/resources/1789035977730-c04a6184.docx
@@ -50,7 +50,7 @@
           <w:szCs w:val="24"/>
           <w:rtl w:val="0"/>
         </w:rPr>
-        <w:t xml:space="preserve">Block 1 — History &amp; Evolution of the ASD Concept</w:t>
+        <w:t xml:space="preserve">Block 1 , History &amp; Evolution of the ASD Concept</w:t>
       </w:r>
       <w:r>
         <w:rPr>
@@ -123,7 +123,33 @@
           <w:vertAlign w:val="baseline"/>
           <w:rtl w:val="0"/>
         </w:rPr>
-        <w:t xml:space="preserve">Trace the origins of the autism concept — from Bleuler and Sukhareva through Kanner and Asperger to the modern spectrum.</w:t>
+        <w:t xml:space="preserve">Trace the origins of the autism concept </w:t>
+      </w:r>
+      <w:r>
+        <w:rPr>
+          <w:rFonts w:ascii="Calibri" w:cs="Calibri" w:eastAsia="Calibri" w:hAnsi="Calibri"/>
+          <w:sz w:val="24"/>
+          <w:szCs w:val="24"/>
+          <w:rtl w:val="0"/>
+        </w:rPr>
+        <w:t xml:space="preserve">,</w:t>
+      </w:r>
+      <w:r>
+        <w:rPr>
+          <w:rFonts w:ascii="Calibri" w:cs="Calibri" w:eastAsia="Calibri" w:hAnsi="Calibri"/>
+          <w:i w:val="0"/>
+          <w:iCs w:val="0"/>
+          <w:smallCaps w:val="0"/>
+          <w:strike w:val="0"/>
+          <w:color w:val="000000"/>
+          <w:sz w:val="24"/>
+          <w:szCs w:val="24"/>
+          <w:u w:val="none"/>
+          <w:shd w:fill="auto" w:val="clear"/>
+          <w:vertAlign w:val="baseline"/>
+          <w:rtl w:val="0"/>
+        </w:rPr>
+        <w:t xml:space="preserve"> from Bleuler and Sukhareva through Kanner and Asperger to the modern spectrum.</w:t>
       </w:r>
     </w:p>
     <w:p>
@@ -316,7 +342,7 @@
           <w:szCs w:val="24"/>
           <w:rtl w:val="0"/>
         </w:rPr>
-        <w:t xml:space="preserve">Before tracing the history, it is worth anchoring in first principles. A psychiatric diagnosis is a consensus decision by experts that a particular cluster of behaviours, experiences, and functional impairments is sufficiently distinct from the norm — and sufficiently consistent across individuals — to be named. It is not a blood test, not a biopsy. It is a socially constructed agreement about meaningful deviation from a statistical average.</w:t>
+        <w:t xml:space="preserve">Before tracing the history, it is worth anchoring in first principles. A psychiatric diagnosis is a consensus decision by experts that a particular cluster of behaviours, experiences, and functional impairments is sufficiently distinct from the norm , and sufficiently consistent across individuals , to be named. It is not a blood test, not a biopsy. It is a socially constructed agreement about meaningful deviation from a statistical average.</w:t>
       </w:r>
     </w:p>
     <w:p>
@@ -347,7 +373,7 @@
           <w:szCs w:val="24"/>
           <w:rtl w:val="0"/>
         </w:rPr>
-        <w:t xml:space="preserve">the average changes, the diagnosis changes, but the underlying neurodevelopmental variant does not. The children Leo Kanner described in 1943 existed in 1843 and in 1643 — they simply had no diagnosis. They had a reputation, a legend, or in some cultures, a special role. Understanding ASD history is therefore not merely studying a disease: it is studying the history of how humanity perceives difference, names it, and decides what to do with it.</w:t>
+        <w:t xml:space="preserve">the average changes, the diagnosis changes, but the underlying neurodevelopmental variant does not. The children Leo Kanner described in 1943 existed in 1843 and in 1643 , they simply had no diagnosis. They had a reputation, a legend, or in some cultures, a special role. Understanding ASD history is therefore not merely studying a disease: it is studying the history of how humanity perceives difference, names it, and decides what to do with it.</w:t>
       </w:r>
     </w:p>
     <w:p>
@@ -405,7 +431,7 @@
           <w:szCs w:val="24"/>
           <w:rtl w:val="0"/>
         </w:rPr>
-        <w:t xml:space="preserve">The word 'autism' was coined not in the context of child development, but in the study of schizophrenia. Eugen Bleuler, the Swiss psychiatrist who also gave us the term 'schizophrenia,' used 'autism' in 1911 to describe the self-referential withdrawal and inner-world preoccupation he observed in his adult patients with dementia praecox. The word derives from the Greek autos (self) — a retreat into an internal world, away from external reality.</w:t>
+        <w:t xml:space="preserve">The word 'autism' was coined not in the context of child development, but in the study of schizophrenia. Eugen Bleuler, the Swiss psychiatrist who also gave us the term 'schizophrenia,' used 'autism' in 1911 to describe the self-referential withdrawal and inner-world preoccupation he observed in his adult patients with dementia praecox. The word derives from the Greek autos (self) , a retreat into an internal world, away from external reality.</w:t>
       </w:r>
     </w:p>
     <w:p>
@@ -506,7 +532,7 @@
                 <w:szCs w:val="24"/>
                 <w:rtl w:val="0"/>
               </w:rPr>
-              <w:t xml:space="preserve">Exam Pearl — Bleuler</w:t>
+              <w:t xml:space="preserve">Exam Pearl , Bleuler</w:t>
             </w:r>
             <w:r>
               <w:rPr>
@@ -734,7 +760,7 @@
           <w:szCs w:val="24"/>
           <w:rtl w:val="0"/>
         </w:rPr>
-        <w:t xml:space="preserve">Sukhareva was 18 years ahead of Kanner — and her clinical descriptions were arguably more precise. She also identified familial patterns, anticipating by decades what we now call the Broader Autism Phenotype.</w:t>
+        <w:t xml:space="preserve">Sukhareva was 18 years ahead of Kanner , and her clinical descriptions were arguably more precise. She also identified familial patterns, anticipating by decades what we now call the Broader Autism Phenotype.</w:t>
       </w:r>
     </w:p>
     <w:p>
@@ -749,6 +775,64 @@
       </w:pPr>
       <w:r>
         <w:rPr>
+          <w:rtl w:val="0"/>
+        </w:rPr>
+      </w:r>
+      <w:r>
+        <w:drawing>
+          <wp:anchor allowOverlap="1" behindDoc="0" distB="114300" distT="114300" distL="114300" distR="114300" hidden="0" layoutInCell="1" locked="0" relativeHeight="0" simplePos="0">
+            <wp:simplePos x="0" y="0"/>
+            <wp:positionH relativeFrom="column">
+              <wp:posOffset>1</wp:posOffset>
+            </wp:positionH>
+            <wp:positionV relativeFrom="paragraph">
+              <wp:posOffset>274935</wp:posOffset>
+            </wp:positionV>
+            <wp:extent cx="1619289" cy="2416969"/>
+            <wp:effectExtent b="0" l="0" r="0" t="0"/>
+            <wp:wrapSquare wrapText="bothSides" distB="114300" distT="114300" distL="114300" distR="114300"/>
+            <wp:docPr id="3" name="image3.png"/>
+            <a:graphic>
+              <a:graphicData uri="http://schemas.openxmlformats.org/drawingml/2006/picture">
+                <pic:pic>
+                  <pic:nvPicPr>
+                    <pic:cNvPr id="0" name="image3.png"/>
+                    <pic:cNvPicPr preferRelativeResize="0"/>
+                  </pic:nvPicPr>
+                  <pic:blipFill>
+                    <a:blip r:embed="rId7"/>
+                    <a:srcRect b="0" l="0" r="0" t="0"/>
+                    <a:stretch>
+                      <a:fillRect/>
+                    </a:stretch>
+                  </pic:blipFill>
+                  <pic:spPr>
+                    <a:xfrm>
+                      <a:off x="0" y="0"/>
+                      <a:ext cx="1619289" cy="2416969"/>
+                    </a:xfrm>
+                    <a:prstGeom prst="rect"/>
+                    <a:ln/>
+                  </pic:spPr>
+                </pic:pic>
+              </a:graphicData>
+            </a:graphic>
+          </wp:anchor>
+        </w:drawing>
+      </w:r>
+    </w:p>
+    <w:p>
+      <w:pPr>
+        <w:spacing w:after="80" w:before="60" w:lineRule="auto"/>
+        <w:jc w:val="both"/>
+        <w:rPr>
+          <w:rFonts w:ascii="Calibri" w:cs="Calibri" w:eastAsia="Calibri" w:hAnsi="Calibri"/>
+          <w:sz w:val="24"/>
+          <w:szCs w:val="24"/>
+        </w:rPr>
+      </w:pPr>
+      <w:r>
+        <w:rPr>
           <w:rFonts w:ascii="Calibri" w:cs="Calibri" w:eastAsia="Calibri" w:hAnsi="Calibri"/>
           <w:b w:val="1"/>
           <w:bCs w:val="1"/>
@@ -765,7 +849,7 @@
           <w:szCs w:val="24"/>
           <w:rtl w:val="0"/>
         </w:rPr>
-        <w:t xml:space="preserve">She wrote in Russian, worked in the Soviet Union, and was a woman practising in a field dominated by Western European and American men. Her exclusion from the canonical history of psychiatry is a lesson about how science works — and a reminder to read broadly and cite generously.</w:t>
+        <w:t xml:space="preserve">She wrote in Russian, worked in the Soviet Union, and was a woman practising in a field dominated by Western European and American men. Her exclusion from the canonical history of psychiatry is a lesson about how science works , and a reminder to read broadly and cite generously.</w:t>
       </w:r>
     </w:p>
     <w:p>
@@ -786,8 +870,9 @@
     <w:tbl>
       <w:tblPr>
         <w:tblStyle w:val="Table2"/>
-        <w:tblW w:w="9360.0" w:type="dxa"/>
+        <w:tblW w:w="6210.0" w:type="dxa"/>
         <w:jc w:val="left"/>
+        <w:tblInd w:w="3150.0" w:type="dxa"/>
         <w:tblBorders>
           <w:top w:color="000000" w:space="0" w:sz="4" w:val="single"/>
           <w:left w:color="000000" w:space="0" w:sz="4" w:val="single"/>
@@ -800,10 +885,10 @@
         <w:tblLook w:val="0000"/>
       </w:tblPr>
       <w:tblGrid>
-        <w:gridCol w:w="9360"/>
+        <w:gridCol w:w="6210"/>
         <w:tblGridChange w:id="0">
           <w:tblGrid>
-            <w:gridCol w:w="9360"/>
+            <w:gridCol w:w="6210"/>
           </w:tblGrid>
         </w:tblGridChange>
       </w:tblGrid>
@@ -846,7 +931,7 @@
                 <w:szCs w:val="24"/>
                 <w:rtl w:val="0"/>
               </w:rPr>
-              <w:t xml:space="preserve">Exam Pearl — Sukhareva</w:t>
+              <w:t xml:space="preserve">Exam Pearl , Sukhareva</w:t>
             </w:r>
             <w:r>
               <w:rPr>
@@ -974,7 +1059,7 @@
                 <w:szCs w:val="24"/>
                 <w:rtl w:val="0"/>
               </w:rPr>
-              <w:t xml:space="preserve">18 years before Kanner. Rarely appears in exam answers — but impresses consultants who know.</w:t>
+              <w:t xml:space="preserve">18 years before Kanner. Rarely appears in exam answers , but impresses consultants who know.</w:t>
             </w:r>
           </w:p>
         </w:tc>
@@ -982,17 +1067,22 @@
     </w:tbl>
     <w:p>
       <w:pPr>
-        <w:spacing w:after="60" w:before="60" w:lineRule="auto"/>
-        <w:rPr>
-          <w:rFonts w:ascii="Calibri" w:cs="Calibri" w:eastAsia="Calibri" w:hAnsi="Calibri"/>
-          <w:sz w:val="24"/>
-          <w:szCs w:val="24"/>
-        </w:rPr>
-      </w:pPr>
-      <w:r>
-        <w:rPr>
-          <w:rtl w:val="0"/>
-        </w:rPr>
+        <w:spacing w:after="80" w:before="60" w:lineRule="auto"/>
+        <w:jc w:val="both"/>
+        <w:rPr>
+          <w:rFonts w:ascii="Calibri" w:cs="Calibri" w:eastAsia="Calibri" w:hAnsi="Calibri"/>
+          <w:sz w:val="24"/>
+          <w:szCs w:val="24"/>
+        </w:rPr>
+      </w:pPr>
+      <w:r>
+        <w:rPr>
+          <w:rFonts w:ascii="Calibri" w:cs="Calibri" w:eastAsia="Calibri" w:hAnsi="Calibri"/>
+          <w:sz w:val="24"/>
+          <w:szCs w:val="24"/>
+          <w:rtl w:val="0"/>
+        </w:rPr>
+        <w:t xml:space="preserve">Grunya Sukhareva</w:t>
       </w:r>
     </w:p>
     <w:p>
@@ -1017,6 +1107,48 @@
         </w:rPr>
         <w:t xml:space="preserve">4. Leo Kanner, 1943: 'Autistic Disturbances of Affective Contact'</w:t>
       </w:r>
+      <w:r>
+        <w:drawing>
+          <wp:anchor allowOverlap="1" behindDoc="0" distB="114300" distT="114300" distL="114300" distR="114300" hidden="0" layoutInCell="1" locked="0" relativeHeight="0" simplePos="0">
+            <wp:simplePos x="0" y="0"/>
+            <wp:positionH relativeFrom="column">
+              <wp:posOffset>-57149</wp:posOffset>
+            </wp:positionH>
+            <wp:positionV relativeFrom="paragraph">
+              <wp:posOffset>462260</wp:posOffset>
+            </wp:positionV>
+            <wp:extent cx="1416791" cy="1855688"/>
+            <wp:effectExtent b="0" l="0" r="0" t="0"/>
+            <wp:wrapSquare wrapText="bothSides" distB="114300" distT="114300" distL="114300" distR="114300"/>
+            <wp:docPr id="1" name="image4.png"/>
+            <a:graphic>
+              <a:graphicData uri="http://schemas.openxmlformats.org/drawingml/2006/picture">
+                <pic:pic>
+                  <pic:nvPicPr>
+                    <pic:cNvPr id="0" name="image4.png"/>
+                    <pic:cNvPicPr preferRelativeResize="0"/>
+                  </pic:nvPicPr>
+                  <pic:blipFill>
+                    <a:blip r:embed="rId8"/>
+                    <a:srcRect b="0" l="0" r="0" t="0"/>
+                    <a:stretch>
+                      <a:fillRect/>
+                    </a:stretch>
+                  </pic:blipFill>
+                  <pic:spPr>
+                    <a:xfrm>
+                      <a:off x="0" y="0"/>
+                      <a:ext cx="1416791" cy="1855688"/>
+                    </a:xfrm>
+                    <a:prstGeom prst="rect"/>
+                    <a:ln/>
+                  </pic:spPr>
+                </pic:pic>
+              </a:graphicData>
+            </a:graphic>
+          </wp:anchor>
+        </w:drawing>
+      </w:r>
     </w:p>
     <w:p>
       <w:pPr>
@@ -1035,7 +1167,7 @@
           <w:szCs w:val="24"/>
           <w:rtl w:val="0"/>
         </w:rPr>
-        <w:t xml:space="preserve">In 1943, Leo Kanner — an Austrian-born child psychiatrist at Johns Hopkins University — published what became the founding document of modern autism research. He described 11 children (8 boys, 3 girls) presenting with a distinctive and previously undescribed pattern of behaviour. Kanner identified five core features:</w:t>
+        <w:t xml:space="preserve">In 1943, Leo Kanner , an Austrian-born child psychiatrist at Johns Hopkins University , published what became the founding document of modern autism research. He described 11 children (8 boys, 3 girls) presenting with a distinctive and previously undescribed pattern of behaviour. Kanner identified five core features:</w:t>
       </w:r>
     </w:p>
     <w:p>
@@ -1080,7 +1212,33 @@
           <w:vertAlign w:val="baseline"/>
           <w:rtl w:val="0"/>
         </w:rPr>
-        <w:t xml:space="preserve">Autistic aloneness — a profound inability to relate to people from the very beginning of life.</w:t>
+        <w:t xml:space="preserve">Autistic aloneness </w:t>
+      </w:r>
+      <w:r>
+        <w:rPr>
+          <w:rFonts w:ascii="Calibri" w:cs="Calibri" w:eastAsia="Calibri" w:hAnsi="Calibri"/>
+          <w:sz w:val="24"/>
+          <w:szCs w:val="24"/>
+          <w:rtl w:val="0"/>
+        </w:rPr>
+        <w:t xml:space="preserve">,</w:t>
+      </w:r>
+      <w:r>
+        <w:rPr>
+          <w:rFonts w:ascii="Calibri" w:cs="Calibri" w:eastAsia="Calibri" w:hAnsi="Calibri"/>
+          <w:i w:val="0"/>
+          <w:iCs w:val="0"/>
+          <w:smallCaps w:val="0"/>
+          <w:strike w:val="0"/>
+          <w:color w:val="000000"/>
+          <w:sz w:val="24"/>
+          <w:szCs w:val="24"/>
+          <w:u w:val="none"/>
+          <w:shd w:fill="auto" w:val="clear"/>
+          <w:vertAlign w:val="baseline"/>
+          <w:rtl w:val="0"/>
+        </w:rPr>
+        <w:t xml:space="preserve"> a profound inability to relate to people from the very beginning of life.</w:t>
       </w:r>
     </w:p>
     <w:p>
@@ -1125,7 +1283,33 @@
           <w:vertAlign w:val="baseline"/>
           <w:rtl w:val="0"/>
         </w:rPr>
-        <w:t xml:space="preserve">Insistence on sameness — 'anxiously obsessive desire for the maintenance of sameness'; distress at minor environmental changes.</w:t>
+        <w:t xml:space="preserve">Insistence on sameness </w:t>
+      </w:r>
+      <w:r>
+        <w:rPr>
+          <w:rFonts w:ascii="Calibri" w:cs="Calibri" w:eastAsia="Calibri" w:hAnsi="Calibri"/>
+          <w:sz w:val="24"/>
+          <w:szCs w:val="24"/>
+          <w:rtl w:val="0"/>
+        </w:rPr>
+        <w:t xml:space="preserve">,</w:t>
+      </w:r>
+      <w:r>
+        <w:rPr>
+          <w:rFonts w:ascii="Calibri" w:cs="Calibri" w:eastAsia="Calibri" w:hAnsi="Calibri"/>
+          <w:i w:val="0"/>
+          <w:iCs w:val="0"/>
+          <w:smallCaps w:val="0"/>
+          <w:strike w:val="0"/>
+          <w:color w:val="000000"/>
+          <w:sz w:val="24"/>
+          <w:szCs w:val="24"/>
+          <w:u w:val="none"/>
+          <w:shd w:fill="auto" w:val="clear"/>
+          <w:vertAlign w:val="baseline"/>
+          <w:rtl w:val="0"/>
+        </w:rPr>
+        <w:t xml:space="preserve"> 'anxiously obsessive desire for the maintenance of sameness'; distress at minor environmental changes.</w:t>
       </w:r>
     </w:p>
     <w:p>
@@ -1170,7 +1354,33 @@
           <w:vertAlign w:val="baseline"/>
           <w:rtl w:val="0"/>
         </w:rPr>
-        <w:t xml:space="preserve">Echolalia — immediate and delayed repetition of heard speech without communicative intent.</w:t>
+        <w:t xml:space="preserve">Echolalia </w:t>
+      </w:r>
+      <w:r>
+        <w:rPr>
+          <w:rFonts w:ascii="Calibri" w:cs="Calibri" w:eastAsia="Calibri" w:hAnsi="Calibri"/>
+          <w:sz w:val="24"/>
+          <w:szCs w:val="24"/>
+          <w:rtl w:val="0"/>
+        </w:rPr>
+        <w:t xml:space="preserve">,</w:t>
+      </w:r>
+      <w:r>
+        <w:rPr>
+          <w:rFonts w:ascii="Calibri" w:cs="Calibri" w:eastAsia="Calibri" w:hAnsi="Calibri"/>
+          <w:i w:val="0"/>
+          <w:iCs w:val="0"/>
+          <w:smallCaps w:val="0"/>
+          <w:strike w:val="0"/>
+          <w:color w:val="000000"/>
+          <w:sz w:val="24"/>
+          <w:szCs w:val="24"/>
+          <w:u w:val="none"/>
+          <w:shd w:fill="auto" w:val="clear"/>
+          <w:vertAlign w:val="baseline"/>
+          <w:rtl w:val="0"/>
+        </w:rPr>
+        <w:t xml:space="preserve"> immediate and delayed repetition of heard speech without communicative intent.</w:t>
       </w:r>
     </w:p>
     <w:p>
@@ -1215,7 +1425,33 @@
           <w:vertAlign w:val="baseline"/>
           <w:rtl w:val="0"/>
         </w:rPr>
-        <w:t xml:space="preserve">Excellent rote memory — for sequences, poems, and factual material.</w:t>
+        <w:t xml:space="preserve">Excellent rote memory </w:t>
+      </w:r>
+      <w:r>
+        <w:rPr>
+          <w:rFonts w:ascii="Calibri" w:cs="Calibri" w:eastAsia="Calibri" w:hAnsi="Calibri"/>
+          <w:sz w:val="24"/>
+          <w:szCs w:val="24"/>
+          <w:rtl w:val="0"/>
+        </w:rPr>
+        <w:t xml:space="preserve">,</w:t>
+      </w:r>
+      <w:r>
+        <w:rPr>
+          <w:rFonts w:ascii="Calibri" w:cs="Calibri" w:eastAsia="Calibri" w:hAnsi="Calibri"/>
+          <w:i w:val="0"/>
+          <w:iCs w:val="0"/>
+          <w:smallCaps w:val="0"/>
+          <w:strike w:val="0"/>
+          <w:color w:val="000000"/>
+          <w:sz w:val="24"/>
+          <w:szCs w:val="24"/>
+          <w:u w:val="none"/>
+          <w:shd w:fill="auto" w:val="clear"/>
+          <w:vertAlign w:val="baseline"/>
+          <w:rtl w:val="0"/>
+        </w:rPr>
+        <w:t xml:space="preserve"> for sequences, poems, and factual material.</w:t>
       </w:r>
     </w:p>
     <w:p>
@@ -1260,7 +1496,33 @@
           <w:vertAlign w:val="baseline"/>
           <w:rtl w:val="0"/>
         </w:rPr>
-        <w:t xml:space="preserve">Onset from early life — distinguishing the condition from acquired dementia or psychosis.</w:t>
+        <w:t xml:space="preserve">Onset from early life </w:t>
+      </w:r>
+      <w:r>
+        <w:rPr>
+          <w:rFonts w:ascii="Calibri" w:cs="Calibri" w:eastAsia="Calibri" w:hAnsi="Calibri"/>
+          <w:sz w:val="24"/>
+          <w:szCs w:val="24"/>
+          <w:rtl w:val="0"/>
+        </w:rPr>
+        <w:t xml:space="preserve">,</w:t>
+      </w:r>
+      <w:r>
+        <w:rPr>
+          <w:rFonts w:ascii="Calibri" w:cs="Calibri" w:eastAsia="Calibri" w:hAnsi="Calibri"/>
+          <w:i w:val="0"/>
+          <w:iCs w:val="0"/>
+          <w:smallCaps w:val="0"/>
+          <w:strike w:val="0"/>
+          <w:color w:val="000000"/>
+          <w:sz w:val="24"/>
+          <w:szCs w:val="24"/>
+          <w:u w:val="none"/>
+          <w:shd w:fill="auto" w:val="clear"/>
+          <w:vertAlign w:val="baseline"/>
+          <w:rtl w:val="0"/>
+        </w:rPr>
+        <w:t xml:space="preserve"> distinguishing the condition from acquired dementia or psychosis.</w:t>
       </w:r>
     </w:p>
     <w:p>
@@ -1335,6 +1597,48 @@
         </w:rPr>
         <w:t xml:space="preserve">5. The Refrigerator Mother Theory: Psychiatry's Greatest Embarrassment</w:t>
       </w:r>
+      <w:r>
+        <w:drawing>
+          <wp:anchor allowOverlap="1" behindDoc="0" distB="114300" distT="114300" distL="114300" distR="114300" hidden="0" layoutInCell="1" locked="0" relativeHeight="0" simplePos="0">
+            <wp:simplePos x="0" y="0"/>
+            <wp:positionH relativeFrom="column">
+              <wp:posOffset>19051</wp:posOffset>
+            </wp:positionH>
+            <wp:positionV relativeFrom="paragraph">
+              <wp:posOffset>503535</wp:posOffset>
+            </wp:positionV>
+            <wp:extent cx="1683770" cy="2325886"/>
+            <wp:effectExtent b="0" l="0" r="0" t="0"/>
+            <wp:wrapSquare wrapText="bothSides" distB="114300" distT="114300" distL="114300" distR="114300"/>
+            <wp:docPr id="2" name="image1.png"/>
+            <a:graphic>
+              <a:graphicData uri="http://schemas.openxmlformats.org/drawingml/2006/picture">
+                <pic:pic>
+                  <pic:nvPicPr>
+                    <pic:cNvPr id="0" name="image1.png"/>
+                    <pic:cNvPicPr preferRelativeResize="0"/>
+                  </pic:nvPicPr>
+                  <pic:blipFill>
+                    <a:blip r:embed="rId9"/>
+                    <a:srcRect b="0" l="0" r="0" t="0"/>
+                    <a:stretch>
+                      <a:fillRect/>
+                    </a:stretch>
+                  </pic:blipFill>
+                  <pic:spPr>
+                    <a:xfrm>
+                      <a:off x="0" y="0"/>
+                      <a:ext cx="1683770" cy="2325886"/>
+                    </a:xfrm>
+                    <a:prstGeom prst="rect"/>
+                    <a:ln/>
+                  </pic:spPr>
+                </pic:pic>
+              </a:graphicData>
+            </a:graphic>
+          </wp:anchor>
+        </w:drawing>
+      </w:r>
     </w:p>
     <w:p>
       <w:pPr>
@@ -1353,7 +1657,7 @@
           <w:szCs w:val="24"/>
           <w:rtl w:val="0"/>
         </w:rPr>
-        <w:t xml:space="preserve">Bruno Bettelheim, a psychoanalyst who had survived the Nazi concentration camps, seized on Kanner's observation and constructed an entire theoretical framework. His 1967 book The Empty Fortress argued that autism was caused by emotionally cold, rejecting mothers — 'refrigerator mothers' — whose failure of love had driven the child into autistic withdrawal. He explicitly compared autistic children to inmates of concentration camps responding to an annihilating environment.</w:t>
+        <w:t xml:space="preserve">Bruno Bettelheim, a psychoanalyst who had survived the Nazi concentration camps, seized on Kanner's observation and constructed an entire theoretical framework. His 1967 book The Empty Fortress argued that autism was caused by emotionally cold, rejecting mothers , 'refrigerator mothers' , whose failure of love had driven the child into autistic withdrawal. He explicitly compared autistic children to inmates of concentration camps responding to an annihilating environment.</w:t>
       </w:r>
     </w:p>
     <w:p>
@@ -1516,7 +1820,7 @@
                 <w:szCs w:val="24"/>
                 <w:rtl w:val="0"/>
               </w:rPr>
-              <w:t xml:space="preserve">Clinical Warning — Legacy of the Refrigerator Mother</w:t>
+              <w:t xml:space="preserve">Clinical Warning , Legacy of the Refrigerator Mother</w:t>
             </w:r>
             <w:r>
               <w:rPr>
@@ -1728,6 +2032,48 @@
         </w:rPr>
         <w:t xml:space="preserve">6. Hans Asperger, 1944: The Viennese Counterpart</w:t>
       </w:r>
+      <w:r>
+        <w:drawing>
+          <wp:anchor allowOverlap="1" behindDoc="0" distB="114300" distT="114300" distL="114300" distR="114300" hidden="0" layoutInCell="1" locked="0" relativeHeight="0" simplePos="0">
+            <wp:simplePos x="0" y="0"/>
+            <wp:positionH relativeFrom="column">
+              <wp:posOffset>19051</wp:posOffset>
+            </wp:positionH>
+            <wp:positionV relativeFrom="paragraph">
+              <wp:posOffset>338435</wp:posOffset>
+            </wp:positionV>
+            <wp:extent cx="2307745" cy="3262313"/>
+            <wp:effectExtent b="0" l="0" r="0" t="0"/>
+            <wp:wrapSquare wrapText="bothSides" distB="114300" distT="114300" distL="114300" distR="114300"/>
+            <wp:docPr id="4" name="image2.png"/>
+            <a:graphic>
+              <a:graphicData uri="http://schemas.openxmlformats.org/drawingml/2006/picture">
+                <pic:pic>
+                  <pic:nvPicPr>
+                    <pic:cNvPr id="0" name="image2.png"/>
+                    <pic:cNvPicPr preferRelativeResize="0"/>
+                  </pic:nvPicPr>
+                  <pic:blipFill>
+                    <a:blip r:embed="rId10"/>
+                    <a:srcRect b="0" l="0" r="0" t="0"/>
+                    <a:stretch>
+                      <a:fillRect/>
+                    </a:stretch>
+                  </pic:blipFill>
+                  <pic:spPr>
+                    <a:xfrm>
+                      <a:off x="0" y="0"/>
+                      <a:ext cx="2307745" cy="3262313"/>
+                    </a:xfrm>
+                    <a:prstGeom prst="rect"/>
+                    <a:ln/>
+                  </pic:spPr>
+                </pic:pic>
+              </a:graphicData>
+            </a:graphic>
+          </wp:anchor>
+        </w:drawing>
+      </w:r>
     </w:p>
     <w:p>
       <w:pPr>
@@ -1746,7 +2092,7 @@
           <w:szCs w:val="24"/>
           <w:rtl w:val="0"/>
         </w:rPr>
-        <w:t xml:space="preserve">One year after Kanner, and independently of him, Hans Asperger — a Viennese paediatrician — described four boys with what he called 'autistischen Psychopathen im Kindesalter' (autistic psychopathy in childhood). The term 'psychopathy' did not carry its modern pejorative connotation; it simply meant personality disorder.</w:t>
+        <w:t xml:space="preserve">One year after Kanner, and independently of him, Hans Asperger , a Viennese paediatrician , described four boys with what he called 'autistischen Psychopathen im Kindesalter' (autistic psychopathy in childhood). The term 'psychopathy' did not carry its modern pejorative connotation; it simply meant personality disorder.</w:t>
       </w:r>
     </w:p>
     <w:p>
@@ -1849,7 +2195,33 @@
           <w:vertAlign w:val="baseline"/>
           <w:rtl w:val="0"/>
         </w:rPr>
-        <w:t xml:space="preserve">He noted similar traits in the fathers of his patients — an early observation of what we now call the Broader Autism Phenotype.</w:t>
+        <w:t xml:space="preserve">He noted similar traits in the fathers of his patients </w:t>
+      </w:r>
+      <w:r>
+        <w:rPr>
+          <w:rFonts w:ascii="Calibri" w:cs="Calibri" w:eastAsia="Calibri" w:hAnsi="Calibri"/>
+          <w:sz w:val="24"/>
+          <w:szCs w:val="24"/>
+          <w:rtl w:val="0"/>
+        </w:rPr>
+        <w:t xml:space="preserve">,</w:t>
+      </w:r>
+      <w:r>
+        <w:rPr>
+          <w:rFonts w:ascii="Calibri" w:cs="Calibri" w:eastAsia="Calibri" w:hAnsi="Calibri"/>
+          <w:i w:val="0"/>
+          <w:iCs w:val="0"/>
+          <w:smallCaps w:val="0"/>
+          <w:strike w:val="0"/>
+          <w:color w:val="000000"/>
+          <w:sz w:val="24"/>
+          <w:szCs w:val="24"/>
+          <w:u w:val="none"/>
+          <w:shd w:fill="auto" w:val="clear"/>
+          <w:vertAlign w:val="baseline"/>
+          <w:rtl w:val="0"/>
+        </w:rPr>
+        <w:t xml:space="preserve"> an early observation of what we now call the Broader Autism Phenotype.</w:t>
       </w:r>
     </w:p>
     <w:p>
@@ -1912,7 +2284,33 @@
           <w:vertAlign w:val="baseline"/>
           <w:rtl w:val="0"/>
         </w:rPr>
-        <w:t xml:space="preserve">He described the traits as existing on a continuum, with sub-threshold expression in relatives — the seed of what would become spectrum conceptualisation.</w:t>
+        <w:t xml:space="preserve">He described the traits as existing on a continuum, with sub-threshold expression in relatives </w:t>
+      </w:r>
+      <w:r>
+        <w:rPr>
+          <w:rFonts w:ascii="Calibri" w:cs="Calibri" w:eastAsia="Calibri" w:hAnsi="Calibri"/>
+          <w:sz w:val="24"/>
+          <w:szCs w:val="24"/>
+          <w:rtl w:val="0"/>
+        </w:rPr>
+        <w:t xml:space="preserve">,</w:t>
+      </w:r>
+      <w:r>
+        <w:rPr>
+          <w:rFonts w:ascii="Calibri" w:cs="Calibri" w:eastAsia="Calibri" w:hAnsi="Calibri"/>
+          <w:i w:val="0"/>
+          <w:iCs w:val="0"/>
+          <w:smallCaps w:val="0"/>
+          <w:strike w:val="0"/>
+          <w:color w:val="000000"/>
+          <w:sz w:val="24"/>
+          <w:szCs w:val="24"/>
+          <w:u w:val="none"/>
+          <w:shd w:fill="auto" w:val="clear"/>
+          <w:vertAlign w:val="baseline"/>
+          <w:rtl w:val="0"/>
+        </w:rPr>
+        <w:t xml:space="preserve"> the seed of what would become spectrum conceptualisation.</w:t>
       </w:r>
     </w:p>
     <w:p>
@@ -1947,7 +2345,7 @@
           <w:szCs w:val="24"/>
           <w:rtl w:val="0"/>
         </w:rPr>
-        <w:t xml:space="preserve">Asperger's paper was published in German, in wartime Vienna, and remained largely inaccessible to the English-speaking world for almost four decades. It was Lorna Wing — a British psychiatrist whose own daughter had autism — who translated and reintroduced his work in 1981, coining the term 'Asperger's Syndrome' and recognising its clinical significance.</w:t>
+        <w:t xml:space="preserve">Asperger's paper was published in German, in wartime Vienna, and remained largely inaccessible to the English-speaking world for almost four decades. It was Lorna Wing , a British psychiatrist whose own daughter had autism , who translated and reintroduced his work in 1981, coining the term 'Asperger's Syndrome' and recognising its clinical significance.</w:t>
       </w:r>
     </w:p>
     <w:p>
@@ -2091,7 +2489,33 @@
           <w:vertAlign w:val="baseline"/>
           <w:rtl w:val="0"/>
         </w:rPr>
-        <w:t xml:space="preserve">Social interaction — difficulty with reciprocal, two-way social relationships.</w:t>
+        <w:t xml:space="preserve">Social interaction </w:t>
+      </w:r>
+      <w:r>
+        <w:rPr>
+          <w:rFonts w:ascii="Calibri" w:cs="Calibri" w:eastAsia="Calibri" w:hAnsi="Calibri"/>
+          <w:sz w:val="24"/>
+          <w:szCs w:val="24"/>
+          <w:rtl w:val="0"/>
+        </w:rPr>
+        <w:t xml:space="preserve">,</w:t>
+      </w:r>
+      <w:r>
+        <w:rPr>
+          <w:rFonts w:ascii="Calibri" w:cs="Calibri" w:eastAsia="Calibri" w:hAnsi="Calibri"/>
+          <w:i w:val="0"/>
+          <w:iCs w:val="0"/>
+          <w:smallCaps w:val="0"/>
+          <w:strike w:val="0"/>
+          <w:color w:val="000000"/>
+          <w:sz w:val="24"/>
+          <w:szCs w:val="24"/>
+          <w:u w:val="none"/>
+          <w:shd w:fill="auto" w:val="clear"/>
+          <w:vertAlign w:val="baseline"/>
+          <w:rtl w:val="0"/>
+        </w:rPr>
+        <w:t xml:space="preserve"> difficulty with reciprocal, two-way social relationships.</w:t>
       </w:r>
     </w:p>
     <w:p>
@@ -2136,7 +2560,33 @@
           <w:vertAlign w:val="baseline"/>
           <w:rtl w:val="0"/>
         </w:rPr>
-        <w:t xml:space="preserve">Social communication — impairments in verbal and non-verbal communication.</w:t>
+        <w:t xml:space="preserve">Social communication </w:t>
+      </w:r>
+      <w:r>
+        <w:rPr>
+          <w:rFonts w:ascii="Calibri" w:cs="Calibri" w:eastAsia="Calibri" w:hAnsi="Calibri"/>
+          <w:sz w:val="24"/>
+          <w:szCs w:val="24"/>
+          <w:rtl w:val="0"/>
+        </w:rPr>
+        <w:t xml:space="preserve">,</w:t>
+      </w:r>
+      <w:r>
+        <w:rPr>
+          <w:rFonts w:ascii="Calibri" w:cs="Calibri" w:eastAsia="Calibri" w:hAnsi="Calibri"/>
+          <w:i w:val="0"/>
+          <w:iCs w:val="0"/>
+          <w:smallCaps w:val="0"/>
+          <w:strike w:val="0"/>
+          <w:color w:val="000000"/>
+          <w:sz w:val="24"/>
+          <w:szCs w:val="24"/>
+          <w:u w:val="none"/>
+          <w:shd w:fill="auto" w:val="clear"/>
+          <w:vertAlign w:val="baseline"/>
+          <w:rtl w:val="0"/>
+        </w:rPr>
+        <w:t xml:space="preserve"> impairments in verbal and non-verbal communication.</w:t>
       </w:r>
     </w:p>
     <w:p>
@@ -2181,7 +2631,33 @@
           <w:vertAlign w:val="baseline"/>
           <w:rtl w:val="0"/>
         </w:rPr>
-        <w:t xml:space="preserve">Social imagination — difficulty understanding others' perspectives; inflexible, rigid thinking.</w:t>
+        <w:t xml:space="preserve">Social imagination </w:t>
+      </w:r>
+      <w:r>
+        <w:rPr>
+          <w:rFonts w:ascii="Calibri" w:cs="Calibri" w:eastAsia="Calibri" w:hAnsi="Calibri"/>
+          <w:sz w:val="24"/>
+          <w:szCs w:val="24"/>
+          <w:rtl w:val="0"/>
+        </w:rPr>
+        <w:t xml:space="preserve">,</w:t>
+      </w:r>
+      <w:r>
+        <w:rPr>
+          <w:rFonts w:ascii="Calibri" w:cs="Calibri" w:eastAsia="Calibri" w:hAnsi="Calibri"/>
+          <w:i w:val="0"/>
+          <w:iCs w:val="0"/>
+          <w:smallCaps w:val="0"/>
+          <w:strike w:val="0"/>
+          <w:color w:val="000000"/>
+          <w:sz w:val="24"/>
+          <w:szCs w:val="24"/>
+          <w:u w:val="none"/>
+          <w:shd w:fill="auto" w:val="clear"/>
+          <w:vertAlign w:val="baseline"/>
+          <w:rtl w:val="0"/>
+        </w:rPr>
+        <w:t xml:space="preserve"> difficulty understanding others' perspectives; inflexible, rigid thinking.</w:t>
       </w:r>
     </w:p>
     <w:p>
@@ -2238,7 +2714,7 @@
           <w:szCs w:val="24"/>
           <w:rtl w:val="0"/>
         </w:rPr>
-        <w:t xml:space="preserve">More important than the Triad was Wing's reconceptualisation of autism as a spectrum — a dimension rather than a category. She argued that autism should not be understood as a fence you are either inside or outside, but as a continuum of expression, ranging from the nonverbal child with profound intellectual disability to the articulate professional who finds social reciprocity bewildering.</w:t>
+        <w:t xml:space="preserve">More important than the Triad was Wing's reconceptualisation of autism as a spectrum , a dimension rather than a category. She argued that autism should not be understood as a fence you are either inside or outside, but as a continuum of expression, ranging from the nonverbal child with profound intellectual disability to the articulate professional who finds social reciprocity bewildering.</w:t>
       </w:r>
     </w:p>
     <w:p>
@@ -2335,7 +2811,7 @@
           <w:szCs w:val="24"/>
           <w:rtl w:val="0"/>
         </w:rPr>
-        <w:t xml:space="preserve">The diagnostic codification of autism across DSM editions reflects — and in turn shaped — how clinicians understood the condition. The evolution is itself a story of progressive dimensional thinking replacing categorical rigidity.</w:t>
+        <w:t xml:space="preserve">The diagnostic codification of autism across DSM editions reflects , and in turn shaped , how clinicians understood the condition. The evolution is itself a story of progressive dimensional thinking replacing categorical rigidity.</w:t>
       </w:r>
     </w:p>
     <w:p>
@@ -2628,7 +3104,7 @@
                 <w:szCs w:val="24"/>
                 <w:rtl w:val="0"/>
               </w:rPr>
-              <w:t xml:space="preserve">First official classification. Monothetic criteria: must meet ALL listed features. Binary, restrictive — many affected individuals excluded.</w:t>
+              <w:t xml:space="preserve">First official classification. Monothetic criteria: must meet ALL listed features. Binary, restrictive , many affected individuals excluded.</w:t>
             </w:r>
           </w:p>
         </w:tc>
@@ -2986,7 +3462,7 @@
                 <w:szCs w:val="24"/>
                 <w:rtl w:val="0"/>
               </w:rPr>
-              <w:t xml:space="preserve">PDD umbrella: 5 subtypes — Autistic Disorder, Asperger's Syndrome, PDD-NOS, Childhood Disintegrative Disorder, Rett Syndrome. Three-domain model: social, communication, RRBIs.</w:t>
+              <w:t xml:space="preserve">PDD umbrella: 5 subtypes , Autistic Disorder, Asperger's Syndrome, PDD-NOS, Childhood Disintegrative Disorder, Rett Syndrome. Three-domain model: social, communication, RRBIs.</w:t>
             </w:r>
           </w:p>
         </w:tc>
@@ -3308,7 +3784,7 @@
                 <w:szCs w:val="24"/>
                 <w:rtl w:val="0"/>
               </w:rPr>
-              <w:t xml:space="preserve">High-Yield DSM-5 Changes — What Changed and Why</w:t>
+              <w:t xml:space="preserve">High-Yield DSM-5 Changes , What Changed and Why</w:t>
             </w:r>
             <w:r>
               <w:rPr>
@@ -3477,7 +3953,7 @@
                 <w:szCs w:val="24"/>
                 <w:rtl w:val="0"/>
               </w:rPr>
-              <w:t xml:space="preserve">ADDED: Severity levels 1, 2, 3 — based on support required, not IQ or language.</w:t>
+              <w:t xml:space="preserve">ADDED: Severity levels 1, 2, 3 , based on support required, not IQ or language.</w:t>
             </w:r>
           </w:p>
         </w:tc>
@@ -3518,7 +3994,7 @@
                 <w:szCs w:val="24"/>
                 <w:rtl w:val="0"/>
               </w:rPr>
-              <w:t xml:space="preserve">ADDED: Social Communication Disorder — for pragmatic deficits WITHOUT restricted/repetitive behaviours.</w:t>
+              <w:t xml:space="preserve">ADDED: Social Communication Disorder , for pragmatic deficits WITHOUT restricted/repetitive behaviours.</w:t>
             </w:r>
           </w:p>
         </w:tc>
@@ -3620,7 +4096,7 @@
           <w:szCs w:val="24"/>
           <w:rtl w:val="0"/>
         </w:rPr>
-        <w:t xml:space="preserve">The neurodiversity paradigm, a term publicised by Australian sociologist and autistic person Judy Singer in 1998, proposes that autism — and other neurodevelopmental variants — represent forms of natural human neurological variation rather than pathological deficits to be corrected. Singer drew on the concept of biodiversity: just as biological diversity strengthens ecosystems, neurodiversity enriches human cognition and culture.</w:t>
+        <w:t xml:space="preserve">The neurodiversity paradigm, a term publicised by Australian sociologist and autistic person Judy Singer in 1998, proposes that autism , and other neurodevelopmental variants , represent forms of natural human neurological variation rather than pathological deficits to be corrected. Singer drew on the concept of biodiversity: just as biological diversity strengthens ecosystems, neurodiversity enriches human cognition and culture.</w:t>
       </w:r>
     </w:p>
     <w:p>
@@ -3660,7 +4136,7 @@
           <w:szCs w:val="24"/>
           <w:rtl w:val="0"/>
         </w:rPr>
-        <w:t xml:space="preserve">Monotropism (Murray, 2005) offers a complementary cognitive model: autistic attention is characterised by deep, intensive, single-channel focus — the attentional tunnel. This explains passionate circumscribed interests, distress at interruption, and extraordinary depth of knowledge in narrow domains. From a neurodiversity lens, this is not a deficit but a different attentional architecture.</w:t>
+        <w:t xml:space="preserve">Monotropism (Murray, 2005) offers a complementary cognitive model: autistic attention is characterised by deep, intensive, single-channel focus , the attentional tunnel. This explains passionate circumscribed interests, distress at interruption, and extraordinary depth of knowledge in narrow domains. From a neurodiversity lens, this is not a deficit but a different attentional architecture.</w:t>
       </w:r>
     </w:p>
     <w:p>
@@ -3718,7 +4194,7 @@
           <w:szCs w:val="24"/>
           <w:rtl w:val="0"/>
         </w:rPr>
-        <w:t xml:space="preserve">Perhaps the most philosophically provocative recent contribution to ASD theory is Damian Milton's Double Empathy Problem (2012). The classical view held that autistic individuals have a 'Theory of Mind deficit' — an impaired ability to model the mental states of others, leading to social dysfunction. Simon Baron-Cohen's 'false belief' task research in the 1980s was the canonical evidence.</w:t>
+        <w:t xml:space="preserve">Perhaps the most philosophically provocative recent contribution to ASD theory is Damian Milton's Double Empathy Problem (2012). The classical view held that autistic individuals have a 'Theory of Mind deficit' , an impaired ability to model the mental states of others, leading to social dysfunction. Simon Baron-Cohen's 'false belief' task research in the 1980s was the canonical evidence.</w:t>
       </w:r>
     </w:p>
     <w:p>
@@ -3738,7 +4214,7 @@
           <w:szCs w:val="24"/>
           <w:rtl w:val="0"/>
         </w:rPr>
-        <w:t xml:space="preserve">Milton challenged the framing. If autistic individuals struggle to read neurotypical minds, he observed, neurotypical individuals are equally unable to read autistic minds. The empathy breakdown is bidirectional. It is not that autistic people lack empathy — extensive qualitative research shows they experience empathy profoundly, often painfully so. It is that two neurotypes, operating with different social 'operating systems,' fail to translate fluently to each other.</w:t>
+        <w:t xml:space="preserve">Milton challenged the framing. If autistic individuals struggle to read neurotypical minds, he observed, neurotypical individuals are equally unable to read autistic minds. The empathy breakdown is bidirectional. It is not that autistic people lack empathy , extensive qualitative research shows they experience empathy profoundly, often painfully so. It is that two neurotypes, operating with different social 'operating systems,' fail to translate fluently to each other.</w:t>
       </w:r>
     </w:p>
     <w:p>
@@ -3848,7 +4324,33 @@
           <w:vertAlign w:val="baseline"/>
           <w:rtl w:val="0"/>
         </w:rPr>
-        <w:t xml:space="preserve">Clinicians must work to understand autistic communication styles — not just train autistic people to mask theirs.</w:t>
+        <w:t xml:space="preserve">Clinicians must work to understand autistic communication styles </w:t>
+      </w:r>
+      <w:r>
+        <w:rPr>
+          <w:rFonts w:ascii="Calibri" w:cs="Calibri" w:eastAsia="Calibri" w:hAnsi="Calibri"/>
+          <w:sz w:val="24"/>
+          <w:szCs w:val="24"/>
+          <w:rtl w:val="0"/>
+        </w:rPr>
+        <w:t xml:space="preserve">,</w:t>
+      </w:r>
+      <w:r>
+        <w:rPr>
+          <w:rFonts w:ascii="Calibri" w:cs="Calibri" w:eastAsia="Calibri" w:hAnsi="Calibri"/>
+          <w:i w:val="0"/>
+          <w:iCs w:val="0"/>
+          <w:smallCaps w:val="0"/>
+          <w:strike w:val="0"/>
+          <w:color w:val="000000"/>
+          <w:sz w:val="24"/>
+          <w:szCs w:val="24"/>
+          <w:u w:val="none"/>
+          <w:shd w:fill="auto" w:val="clear"/>
+          <w:vertAlign w:val="baseline"/>
+          <w:rtl w:val="0"/>
+        </w:rPr>
+        <w:t xml:space="preserve"> not just train autistic people to mask theirs.</w:t>
       </w:r>
     </w:p>
     <w:p>
@@ -3893,7 +4395,59 @@
           <w:vertAlign w:val="baseline"/>
           <w:rtl w:val="0"/>
         </w:rPr>
-        <w:t xml:space="preserve">Masking/camouflaging — the effortful mimicry of neurotypical behaviour — carries a significant mental health cost, particularly in women. Research links chronic masking to burnout, depression, suicidality, and delayed diagnosis.</w:t>
+        <w:t xml:space="preserve">Masking/camouflaging </w:t>
+      </w:r>
+      <w:r>
+        <w:rPr>
+          <w:rFonts w:ascii="Calibri" w:cs="Calibri" w:eastAsia="Calibri" w:hAnsi="Calibri"/>
+          <w:sz w:val="24"/>
+          <w:szCs w:val="24"/>
+          <w:rtl w:val="0"/>
+        </w:rPr>
+        <w:t xml:space="preserve">,</w:t>
+      </w:r>
+      <w:r>
+        <w:rPr>
+          <w:rFonts w:ascii="Calibri" w:cs="Calibri" w:eastAsia="Calibri" w:hAnsi="Calibri"/>
+          <w:i w:val="0"/>
+          <w:iCs w:val="0"/>
+          <w:smallCaps w:val="0"/>
+          <w:strike w:val="0"/>
+          <w:color w:val="000000"/>
+          <w:sz w:val="24"/>
+          <w:szCs w:val="24"/>
+          <w:u w:val="none"/>
+          <w:shd w:fill="auto" w:val="clear"/>
+          <w:vertAlign w:val="baseline"/>
+          <w:rtl w:val="0"/>
+        </w:rPr>
+        <w:t xml:space="preserve"> the effortful mimicry of neurotypical behaviour </w:t>
+      </w:r>
+      <w:r>
+        <w:rPr>
+          <w:rFonts w:ascii="Calibri" w:cs="Calibri" w:eastAsia="Calibri" w:hAnsi="Calibri"/>
+          <w:sz w:val="24"/>
+          <w:szCs w:val="24"/>
+          <w:rtl w:val="0"/>
+        </w:rPr>
+        <w:t xml:space="preserve">,</w:t>
+      </w:r>
+      <w:r>
+        <w:rPr>
+          <w:rFonts w:ascii="Calibri" w:cs="Calibri" w:eastAsia="Calibri" w:hAnsi="Calibri"/>
+          <w:i w:val="0"/>
+          <w:iCs w:val="0"/>
+          <w:smallCaps w:val="0"/>
+          <w:strike w:val="0"/>
+          <w:color w:val="000000"/>
+          <w:sz w:val="24"/>
+          <w:szCs w:val="24"/>
+          <w:u w:val="none"/>
+          <w:shd w:fill="auto" w:val="clear"/>
+          <w:vertAlign w:val="baseline"/>
+          <w:rtl w:val="0"/>
+        </w:rPr>
+        <w:t xml:space="preserve"> carries a significant mental health cost, particularly in women. Research links chronic masking to burnout, depression, suicidality, and delayed diagnosis.</w:t>
       </w:r>
     </w:p>
     <w:p>
@@ -3971,7 +4525,7 @@
           <w:szCs w:val="24"/>
           <w:rtl w:val="0"/>
         </w:rPr>
-        <w:t xml:space="preserve">Females with ASD are diagnosed on average 4 to 5 years later than males. The female autistic phenotype tends to involve more social camouflaging, stronger motivation to imitate neurotypical social behaviour, more internalising presentations (anxiety, depression, eating disorders), and interests that are less stereotypically 'unusual' — passion for fictional characters and social dynamics, for instance, rather than trains or statistics.</w:t>
+        <w:t xml:space="preserve">Females with ASD are diagnosed on average 4 to 5 years later than males. The female autistic phenotype tends to involve more social camouflaging, stronger motivation to imitate neurotypical social behaviour, more internalising presentations (anxiety, depression, eating disorders), and interests that are less stereotypically 'unusual' , passion for fictional characters and social dynamics, for instance, rather than trains or statistics.</w:t>
       </w:r>
     </w:p>
     <w:p>
@@ -3991,7 +4545,7 @@
           <w:szCs w:val="24"/>
           <w:rtl w:val="0"/>
         </w:rPr>
-        <w:t xml:space="preserve">The consequence of this diagnostic gap: women with ASD are frequently misdiagnosed with borderline personality disorder, anxiety, depression, ADHD, or eating disorders — often for decades. When they eventually receive an autism diagnosis in their 30s or 40s, many describe it as a profound relief and a retrospective explanation for a lifetime of effortful difference.</w:t>
+        <w:t xml:space="preserve">The consequence of this diagnostic gap: women with ASD are frequently misdiagnosed with borderline personality disorder, anxiety, depression, ADHD, or eating disorders , often for decades. When they eventually receive an autism diagnosis in their 30s or 40s, many describe it as a profound relief and a retrospective explanation for a lifetime of effortful difference.</w:t>
       </w:r>
     </w:p>
     <w:p>
@@ -4072,7 +4626,7 @@
                 <w:szCs w:val="24"/>
                 <w:rtl w:val="0"/>
               </w:rPr>
-              <w:t xml:space="preserve">Clinical Error — The Female Phenotype Trap</w:t>
+              <w:t xml:space="preserve">Clinical Error , The Female Phenotype Trap</w:t>
             </w:r>
             <w:r>
               <w:rPr>
@@ -4250,6 +4804,82 @@
     <w:p>
       <w:pPr>
         <w:spacing w:after="60" w:before="60" w:lineRule="auto"/>
+        <w:rPr>
+          <w:rFonts w:ascii="Calibri" w:cs="Calibri" w:eastAsia="Calibri" w:hAnsi="Calibri"/>
+          <w:sz w:val="24"/>
+          <w:szCs w:val="24"/>
+        </w:rPr>
+      </w:pPr>
+      <w:r>
+        <w:rPr>
+          <w:rtl w:val="0"/>
+        </w:rPr>
+      </w:r>
+    </w:p>
+    <w:p>
+      <w:pPr>
+        <w:pStyle w:val="Heading1"/>
+        <w:pBdr>
+          <w:bottom w:color="1f4e79" w:space="4" w:sz="6" w:val="single"/>
+        </w:pBdr>
+        <w:spacing w:after="120" w:before="320" w:lineRule="auto"/>
+        <w:rPr>
+          <w:rFonts w:ascii="Calibri" w:cs="Calibri" w:eastAsia="Calibri" w:hAnsi="Calibri"/>
+          <w:sz w:val="24"/>
+          <w:szCs w:val="24"/>
+        </w:rPr>
+      </w:pPr>
+      <w:r>
+        <w:rPr>
+          <w:rtl w:val="0"/>
+        </w:rPr>
+      </w:r>
+    </w:p>
+    <w:p>
+      <w:pPr>
+        <w:pStyle w:val="Heading1"/>
+        <w:pBdr>
+          <w:bottom w:color="1f4e79" w:space="4" w:sz="6" w:val="single"/>
+        </w:pBdr>
+        <w:spacing w:after="120" w:before="320" w:lineRule="auto"/>
+        <w:rPr>
+          <w:rFonts w:ascii="Calibri" w:cs="Calibri" w:eastAsia="Calibri" w:hAnsi="Calibri"/>
+          <w:sz w:val="24"/>
+          <w:szCs w:val="24"/>
+        </w:rPr>
+      </w:pPr>
+      <w:r>
+        <w:rPr>
+          <w:rtl w:val="0"/>
+        </w:rPr>
+      </w:r>
+    </w:p>
+    <w:p>
+      <w:pPr>
+        <w:pStyle w:val="Heading1"/>
+        <w:pBdr>
+          <w:bottom w:color="1f4e79" w:space="4" w:sz="6" w:val="single"/>
+        </w:pBdr>
+        <w:spacing w:after="120" w:before="320" w:lineRule="auto"/>
+        <w:rPr>
+          <w:rFonts w:ascii="Calibri" w:cs="Calibri" w:eastAsia="Calibri" w:hAnsi="Calibri"/>
+          <w:sz w:val="24"/>
+          <w:szCs w:val="24"/>
+        </w:rPr>
+      </w:pPr>
+      <w:r>
+        <w:rPr>
+          <w:rtl w:val="0"/>
+        </w:rPr>
+      </w:r>
+    </w:p>
+    <w:p>
+      <w:pPr>
+        <w:pStyle w:val="Heading1"/>
+        <w:pBdr>
+          <w:bottom w:color="1f4e79" w:space="4" w:sz="6" w:val="single"/>
+        </w:pBdr>
+        <w:spacing w:after="120" w:before="320" w:lineRule="auto"/>
         <w:rPr>
           <w:rFonts w:ascii="Calibri" w:cs="Calibri" w:eastAsia="Calibri" w:hAnsi="Calibri"/>
           <w:sz w:val="24"/>
@@ -4338,8 +4968,6 @@
             <w:pPr>
               <w:rPr>
                 <w:rFonts w:ascii="Calibri" w:cs="Calibri" w:eastAsia="Calibri" w:hAnsi="Calibri"/>
-                <w:sz w:val="24"/>
-                <w:szCs w:val="24"/>
               </w:rPr>
             </w:pPr>
             <w:r>
@@ -4348,8 +4976,6 @@
                 <w:b w:val="1"/>
                 <w:bCs w:val="1"/>
                 <w:color w:val="ffffff"/>
-                <w:sz w:val="24"/>
-                <w:szCs w:val="24"/>
                 <w:rtl w:val="0"/>
               </w:rPr>
               <w:t xml:space="preserve">Year</w:t>
@@ -4381,8 +5007,6 @@
             <w:pPr>
               <w:rPr>
                 <w:rFonts w:ascii="Calibri" w:cs="Calibri" w:eastAsia="Calibri" w:hAnsi="Calibri"/>
-                <w:sz w:val="24"/>
-                <w:szCs w:val="24"/>
               </w:rPr>
             </w:pPr>
             <w:r>
@@ -4391,8 +5015,6 @@
                 <w:b w:val="1"/>
                 <w:bCs w:val="1"/>
                 <w:color w:val="ffffff"/>
-                <w:sz w:val="24"/>
-                <w:szCs w:val="24"/>
                 <w:rtl w:val="0"/>
               </w:rPr>
               <w:t xml:space="preserve">Figure / Event</w:t>
@@ -4424,8 +5046,6 @@
             <w:pPr>
               <w:rPr>
                 <w:rFonts w:ascii="Calibri" w:cs="Calibri" w:eastAsia="Calibri" w:hAnsi="Calibri"/>
-                <w:sz w:val="24"/>
-                <w:szCs w:val="24"/>
               </w:rPr>
             </w:pPr>
             <w:r>
@@ -4434,8 +5054,6 @@
                 <w:b w:val="1"/>
                 <w:bCs w:val="1"/>
                 <w:color w:val="ffffff"/>
-                <w:sz w:val="24"/>
-                <w:szCs w:val="24"/>
                 <w:rtl w:val="0"/>
               </w:rPr>
               <w:t xml:space="preserve">Significance</w:t>
@@ -4473,8 +5091,6 @@
             <w:pPr>
               <w:rPr>
                 <w:rFonts w:ascii="Calibri" w:cs="Calibri" w:eastAsia="Calibri" w:hAnsi="Calibri"/>
-                <w:sz w:val="24"/>
-                <w:szCs w:val="24"/>
               </w:rPr>
             </w:pPr>
             <w:r>
@@ -4482,8 +5098,6 @@
                 <w:rFonts w:ascii="Calibri" w:cs="Calibri" w:eastAsia="Calibri" w:hAnsi="Calibri"/>
                 <w:b w:val="1"/>
                 <w:bCs w:val="1"/>
-                <w:sz w:val="24"/>
-                <w:szCs w:val="24"/>
                 <w:rtl w:val="0"/>
               </w:rPr>
               <w:t xml:space="preserve">1911</w:t>
@@ -4515,15 +5129,11 @@
             <w:pPr>
               <w:rPr>
                 <w:rFonts w:ascii="Calibri" w:cs="Calibri" w:eastAsia="Calibri" w:hAnsi="Calibri"/>
-                <w:sz w:val="24"/>
-                <w:szCs w:val="24"/>
-              </w:rPr>
-            </w:pPr>
-            <w:r>
-              <w:rPr>
-                <w:rFonts w:ascii="Calibri" w:cs="Calibri" w:eastAsia="Calibri" w:hAnsi="Calibri"/>
-                <w:sz w:val="24"/>
-                <w:szCs w:val="24"/>
+              </w:rPr>
+            </w:pPr>
+            <w:r>
+              <w:rPr>
+                <w:rFonts w:ascii="Calibri" w:cs="Calibri" w:eastAsia="Calibri" w:hAnsi="Calibri"/>
                 <w:rtl w:val="0"/>
               </w:rPr>
               <w:t xml:space="preserve">Bleuler</w:t>
@@ -4550,15 +5160,11 @@
             <w:pPr>
               <w:rPr>
                 <w:rFonts w:ascii="Calibri" w:cs="Calibri" w:eastAsia="Calibri" w:hAnsi="Calibri"/>
-                <w:sz w:val="24"/>
-                <w:szCs w:val="24"/>
-              </w:rPr>
-            </w:pPr>
-            <w:r>
-              <w:rPr>
-                <w:rFonts w:ascii="Calibri" w:cs="Calibri" w:eastAsia="Calibri" w:hAnsi="Calibri"/>
-                <w:sz w:val="24"/>
-                <w:szCs w:val="24"/>
+              </w:rPr>
+            </w:pPr>
+            <w:r>
+              <w:rPr>
+                <w:rFonts w:ascii="Calibri" w:cs="Calibri" w:eastAsia="Calibri" w:hAnsi="Calibri"/>
                 <w:rtl w:val="0"/>
               </w:rPr>
               <w:t xml:space="preserve">Coins 'autism' in context of schizophrenia (self-referential withdrawal).</w:t>
@@ -4591,8 +5197,6 @@
             <w:pPr>
               <w:rPr>
                 <w:rFonts w:ascii="Calibri" w:cs="Calibri" w:eastAsia="Calibri" w:hAnsi="Calibri"/>
-                <w:sz w:val="24"/>
-                <w:szCs w:val="24"/>
               </w:rPr>
             </w:pPr>
             <w:r>
@@ -4600,8 +5204,6 @@
                 <w:rFonts w:ascii="Calibri" w:cs="Calibri" w:eastAsia="Calibri" w:hAnsi="Calibri"/>
                 <w:b w:val="1"/>
                 <w:bCs w:val="1"/>
-                <w:sz w:val="24"/>
-                <w:szCs w:val="24"/>
                 <w:rtl w:val="0"/>
               </w:rPr>
               <w:t xml:space="preserve">1925</w:t>
@@ -4633,15 +5235,11 @@
             <w:pPr>
               <w:rPr>
                 <w:rFonts w:ascii="Calibri" w:cs="Calibri" w:eastAsia="Calibri" w:hAnsi="Calibri"/>
-                <w:sz w:val="24"/>
-                <w:szCs w:val="24"/>
-              </w:rPr>
-            </w:pPr>
-            <w:r>
-              <w:rPr>
-                <w:rFonts w:ascii="Calibri" w:cs="Calibri" w:eastAsia="Calibri" w:hAnsi="Calibri"/>
-                <w:sz w:val="24"/>
-                <w:szCs w:val="24"/>
+              </w:rPr>
+            </w:pPr>
+            <w:r>
+              <w:rPr>
+                <w:rFonts w:ascii="Calibri" w:cs="Calibri" w:eastAsia="Calibri" w:hAnsi="Calibri"/>
                 <w:rtl w:val="0"/>
               </w:rPr>
               <w:t xml:space="preserve">Sukhareva</w:t>
@@ -4668,18 +5266,14 @@
             <w:pPr>
               <w:rPr>
                 <w:rFonts w:ascii="Calibri" w:cs="Calibri" w:eastAsia="Calibri" w:hAnsi="Calibri"/>
-                <w:sz w:val="24"/>
-                <w:szCs w:val="24"/>
-              </w:rPr>
-            </w:pPr>
-            <w:r>
-              <w:rPr>
-                <w:rFonts w:ascii="Calibri" w:cs="Calibri" w:eastAsia="Calibri" w:hAnsi="Calibri"/>
-                <w:sz w:val="24"/>
-                <w:szCs w:val="24"/>
-                <w:rtl w:val="0"/>
-              </w:rPr>
-              <w:t xml:space="preserve">'Schizoid psychopathy of childhood' — 18 years before Kanner; more precise description.</w:t>
+              </w:rPr>
+            </w:pPr>
+            <w:r>
+              <w:rPr>
+                <w:rFonts w:ascii="Calibri" w:cs="Calibri" w:eastAsia="Calibri" w:hAnsi="Calibri"/>
+                <w:rtl w:val="0"/>
+              </w:rPr>
+              <w:t xml:space="preserve">'Schizoid psychopathy of childhood' , 18 years before Kanner; more precise description.</w:t>
             </w:r>
           </w:p>
         </w:tc>
@@ -4709,8 +5303,6 @@
             <w:pPr>
               <w:rPr>
                 <w:rFonts w:ascii="Calibri" w:cs="Calibri" w:eastAsia="Calibri" w:hAnsi="Calibri"/>
-                <w:sz w:val="24"/>
-                <w:szCs w:val="24"/>
               </w:rPr>
             </w:pPr>
             <w:r>
@@ -4718,8 +5310,6 @@
                 <w:rFonts w:ascii="Calibri" w:cs="Calibri" w:eastAsia="Calibri" w:hAnsi="Calibri"/>
                 <w:b w:val="1"/>
                 <w:bCs w:val="1"/>
-                <w:sz w:val="24"/>
-                <w:szCs w:val="24"/>
                 <w:rtl w:val="0"/>
               </w:rPr>
               <w:t xml:space="preserve">1943</w:t>
@@ -4751,15 +5341,11 @@
             <w:pPr>
               <w:rPr>
                 <w:rFonts w:ascii="Calibri" w:cs="Calibri" w:eastAsia="Calibri" w:hAnsi="Calibri"/>
-                <w:sz w:val="24"/>
-                <w:szCs w:val="24"/>
-              </w:rPr>
-            </w:pPr>
-            <w:r>
-              <w:rPr>
-                <w:rFonts w:ascii="Calibri" w:cs="Calibri" w:eastAsia="Calibri" w:hAnsi="Calibri"/>
-                <w:sz w:val="24"/>
-                <w:szCs w:val="24"/>
+              </w:rPr>
+            </w:pPr>
+            <w:r>
+              <w:rPr>
+                <w:rFonts w:ascii="Calibri" w:cs="Calibri" w:eastAsia="Calibri" w:hAnsi="Calibri"/>
                 <w:rtl w:val="0"/>
               </w:rPr>
               <w:t xml:space="preserve">Kanner</w:t>
@@ -4786,15 +5372,11 @@
             <w:pPr>
               <w:rPr>
                 <w:rFonts w:ascii="Calibri" w:cs="Calibri" w:eastAsia="Calibri" w:hAnsi="Calibri"/>
-                <w:sz w:val="24"/>
-                <w:szCs w:val="24"/>
-              </w:rPr>
-            </w:pPr>
-            <w:r>
-              <w:rPr>
-                <w:rFonts w:ascii="Calibri" w:cs="Calibri" w:eastAsia="Calibri" w:hAnsi="Calibri"/>
-                <w:sz w:val="24"/>
-                <w:szCs w:val="24"/>
+              </w:rPr>
+            </w:pPr>
+            <w:r>
+              <w:rPr>
+                <w:rFonts w:ascii="Calibri" w:cs="Calibri" w:eastAsia="Calibri" w:hAnsi="Calibri"/>
                 <w:rtl w:val="0"/>
               </w:rPr>
               <w:t xml:space="preserve">'Autistic disturbances of affective contact': 5 core features; names the syndrome.</w:t>
@@ -4827,8 +5409,6 @@
             <w:pPr>
               <w:rPr>
                 <w:rFonts w:ascii="Calibri" w:cs="Calibri" w:eastAsia="Calibri" w:hAnsi="Calibri"/>
-                <w:sz w:val="24"/>
-                <w:szCs w:val="24"/>
               </w:rPr>
             </w:pPr>
             <w:r>
@@ -4836,8 +5416,6 @@
                 <w:rFonts w:ascii="Calibri" w:cs="Calibri" w:eastAsia="Calibri" w:hAnsi="Calibri"/>
                 <w:b w:val="1"/>
                 <w:bCs w:val="1"/>
-                <w:sz w:val="24"/>
-                <w:szCs w:val="24"/>
                 <w:rtl w:val="0"/>
               </w:rPr>
               <w:t xml:space="preserve">1944</w:t>
@@ -4869,15 +5447,11 @@
             <w:pPr>
               <w:rPr>
                 <w:rFonts w:ascii="Calibri" w:cs="Calibri" w:eastAsia="Calibri" w:hAnsi="Calibri"/>
-                <w:sz w:val="24"/>
-                <w:szCs w:val="24"/>
-              </w:rPr>
-            </w:pPr>
-            <w:r>
-              <w:rPr>
-                <w:rFonts w:ascii="Calibri" w:cs="Calibri" w:eastAsia="Calibri" w:hAnsi="Calibri"/>
-                <w:sz w:val="24"/>
-                <w:szCs w:val="24"/>
+              </w:rPr>
+            </w:pPr>
+            <w:r>
+              <w:rPr>
+                <w:rFonts w:ascii="Calibri" w:cs="Calibri" w:eastAsia="Calibri" w:hAnsi="Calibri"/>
                 <w:rtl w:val="0"/>
               </w:rPr>
               <w:t xml:space="preserve">Asperger</w:t>
@@ -4904,15 +5478,11 @@
             <w:pPr>
               <w:rPr>
                 <w:rFonts w:ascii="Calibri" w:cs="Calibri" w:eastAsia="Calibri" w:hAnsi="Calibri"/>
-                <w:sz w:val="24"/>
-                <w:szCs w:val="24"/>
-              </w:rPr>
-            </w:pPr>
-            <w:r>
-              <w:rPr>
-                <w:rFonts w:ascii="Calibri" w:cs="Calibri" w:eastAsia="Calibri" w:hAnsi="Calibri"/>
-                <w:sz w:val="24"/>
-                <w:szCs w:val="24"/>
+              </w:rPr>
+            </w:pPr>
+            <w:r>
+              <w:rPr>
+                <w:rFonts w:ascii="Calibri" w:cs="Calibri" w:eastAsia="Calibri" w:hAnsi="Calibri"/>
                 <w:rtl w:val="0"/>
               </w:rPr>
               <w:t xml:space="preserve">'Autistischen Psychopathen': normal language, genetic familial pattern, dimensional thinking.</w:t>
@@ -4945,8 +5515,6 @@
             <w:pPr>
               <w:rPr>
                 <w:rFonts w:ascii="Calibri" w:cs="Calibri" w:eastAsia="Calibri" w:hAnsi="Calibri"/>
-                <w:sz w:val="24"/>
-                <w:szCs w:val="24"/>
               </w:rPr>
             </w:pPr>
             <w:r>
@@ -4954,8 +5522,6 @@
                 <w:rFonts w:ascii="Calibri" w:cs="Calibri" w:eastAsia="Calibri" w:hAnsi="Calibri"/>
                 <w:b w:val="1"/>
                 <w:bCs w:val="1"/>
-                <w:sz w:val="24"/>
-                <w:szCs w:val="24"/>
                 <w:rtl w:val="0"/>
               </w:rPr>
               <w:t xml:space="preserve">1967</w:t>
@@ -4987,15 +5553,11 @@
             <w:pPr>
               <w:rPr>
                 <w:rFonts w:ascii="Calibri" w:cs="Calibri" w:eastAsia="Calibri" w:hAnsi="Calibri"/>
-                <w:sz w:val="24"/>
-                <w:szCs w:val="24"/>
-              </w:rPr>
-            </w:pPr>
-            <w:r>
-              <w:rPr>
-                <w:rFonts w:ascii="Calibri" w:cs="Calibri" w:eastAsia="Calibri" w:hAnsi="Calibri"/>
-                <w:sz w:val="24"/>
-                <w:szCs w:val="24"/>
+              </w:rPr>
+            </w:pPr>
+            <w:r>
+              <w:rPr>
+                <w:rFonts w:ascii="Calibri" w:cs="Calibri" w:eastAsia="Calibri" w:hAnsi="Calibri"/>
                 <w:rtl w:val="0"/>
               </w:rPr>
               <w:t xml:space="preserve">Bettelheim</w:t>
@@ -5022,15 +5584,11 @@
             <w:pPr>
               <w:rPr>
                 <w:rFonts w:ascii="Calibri" w:cs="Calibri" w:eastAsia="Calibri" w:hAnsi="Calibri"/>
-                <w:sz w:val="24"/>
-                <w:szCs w:val="24"/>
-              </w:rPr>
-            </w:pPr>
-            <w:r>
-              <w:rPr>
-                <w:rFonts w:ascii="Calibri" w:cs="Calibri" w:eastAsia="Calibri" w:hAnsi="Calibri"/>
-                <w:sz w:val="24"/>
-                <w:szCs w:val="24"/>
+              </w:rPr>
+            </w:pPr>
+            <w:r>
+              <w:rPr>
+                <w:rFonts w:ascii="Calibri" w:cs="Calibri" w:eastAsia="Calibri" w:hAnsi="Calibri"/>
                 <w:rtl w:val="0"/>
               </w:rPr>
               <w:t xml:space="preserve">'The Empty Fortress': refrigerator mother theory. No evidence. Maximum harm.</w:t>
@@ -5063,8 +5621,6 @@
             <w:pPr>
               <w:rPr>
                 <w:rFonts w:ascii="Calibri" w:cs="Calibri" w:eastAsia="Calibri" w:hAnsi="Calibri"/>
-                <w:sz w:val="24"/>
-                <w:szCs w:val="24"/>
               </w:rPr>
             </w:pPr>
             <w:r>
@@ -5072,8 +5628,6 @@
                 <w:rFonts w:ascii="Calibri" w:cs="Calibri" w:eastAsia="Calibri" w:hAnsi="Calibri"/>
                 <w:b w:val="1"/>
                 <w:bCs w:val="1"/>
-                <w:sz w:val="24"/>
-                <w:szCs w:val="24"/>
                 <w:rtl w:val="0"/>
               </w:rPr>
               <w:t xml:space="preserve">1977</w:t>
@@ -5105,15 +5659,11 @@
             <w:pPr>
               <w:rPr>
                 <w:rFonts w:ascii="Calibri" w:cs="Calibri" w:eastAsia="Calibri" w:hAnsi="Calibri"/>
-                <w:sz w:val="24"/>
-                <w:szCs w:val="24"/>
-              </w:rPr>
-            </w:pPr>
-            <w:r>
-              <w:rPr>
-                <w:rFonts w:ascii="Calibri" w:cs="Calibri" w:eastAsia="Calibri" w:hAnsi="Calibri"/>
-                <w:sz w:val="24"/>
-                <w:szCs w:val="24"/>
+              </w:rPr>
+            </w:pPr>
+            <w:r>
+              <w:rPr>
+                <w:rFonts w:ascii="Calibri" w:cs="Calibri" w:eastAsia="Calibri" w:hAnsi="Calibri"/>
                 <w:rtl w:val="0"/>
               </w:rPr>
               <w:t xml:space="preserve">Rutter &amp; Folstein</w:t>
@@ -5140,15 +5690,11 @@
             <w:pPr>
               <w:rPr>
                 <w:rFonts w:ascii="Calibri" w:cs="Calibri" w:eastAsia="Calibri" w:hAnsi="Calibri"/>
-                <w:sz w:val="24"/>
-                <w:szCs w:val="24"/>
-              </w:rPr>
-            </w:pPr>
-            <w:r>
-              <w:rPr>
-                <w:rFonts w:ascii="Calibri" w:cs="Calibri" w:eastAsia="Calibri" w:hAnsi="Calibri"/>
-                <w:sz w:val="24"/>
-                <w:szCs w:val="24"/>
+              </w:rPr>
+            </w:pPr>
+            <w:r>
+              <w:rPr>
+                <w:rFonts w:ascii="Calibri" w:cs="Calibri" w:eastAsia="Calibri" w:hAnsi="Calibri"/>
                 <w:rtl w:val="0"/>
               </w:rPr>
               <w:t xml:space="preserve">Twin study: MZ 60% concordance vs DZ 3-15%. Genetic aetiology established. Bettelheim refuted.</w:t>
@@ -5181,8 +5727,6 @@
             <w:pPr>
               <w:rPr>
                 <w:rFonts w:ascii="Calibri" w:cs="Calibri" w:eastAsia="Calibri" w:hAnsi="Calibri"/>
-                <w:sz w:val="24"/>
-                <w:szCs w:val="24"/>
               </w:rPr>
             </w:pPr>
             <w:r>
@@ -5190,8 +5734,6 @@
                 <w:rFonts w:ascii="Calibri" w:cs="Calibri" w:eastAsia="Calibri" w:hAnsi="Calibri"/>
                 <w:b w:val="1"/>
                 <w:bCs w:val="1"/>
-                <w:sz w:val="24"/>
-                <w:szCs w:val="24"/>
                 <w:rtl w:val="0"/>
               </w:rPr>
               <w:t xml:space="preserve">1981</w:t>
@@ -5223,15 +5765,11 @@
             <w:pPr>
               <w:rPr>
                 <w:rFonts w:ascii="Calibri" w:cs="Calibri" w:eastAsia="Calibri" w:hAnsi="Calibri"/>
-                <w:sz w:val="24"/>
-                <w:szCs w:val="24"/>
-              </w:rPr>
-            </w:pPr>
-            <w:r>
-              <w:rPr>
-                <w:rFonts w:ascii="Calibri" w:cs="Calibri" w:eastAsia="Calibri" w:hAnsi="Calibri"/>
-                <w:sz w:val="24"/>
-                <w:szCs w:val="24"/>
+              </w:rPr>
+            </w:pPr>
+            <w:r>
+              <w:rPr>
+                <w:rFonts w:ascii="Calibri" w:cs="Calibri" w:eastAsia="Calibri" w:hAnsi="Calibri"/>
                 <w:rtl w:val="0"/>
               </w:rPr>
               <w:t xml:space="preserve">Lorna Wing</w:t>
@@ -5258,15 +5796,11 @@
             <w:pPr>
               <w:rPr>
                 <w:rFonts w:ascii="Calibri" w:cs="Calibri" w:eastAsia="Calibri" w:hAnsi="Calibri"/>
-                <w:sz w:val="24"/>
-                <w:szCs w:val="24"/>
-              </w:rPr>
-            </w:pPr>
-            <w:r>
-              <w:rPr>
-                <w:rFonts w:ascii="Calibri" w:cs="Calibri" w:eastAsia="Calibri" w:hAnsi="Calibri"/>
-                <w:sz w:val="24"/>
-                <w:szCs w:val="24"/>
+              </w:rPr>
+            </w:pPr>
+            <w:r>
+              <w:rPr>
+                <w:rFonts w:ascii="Calibri" w:cs="Calibri" w:eastAsia="Calibri" w:hAnsi="Calibri"/>
                 <w:rtl w:val="0"/>
               </w:rPr>
               <w:t xml:space="preserve">Reintroduces Asperger's work; coins 'Asperger's Syndrome'; proposes Triad + Spectrum.</w:t>
@@ -5299,8 +5833,6 @@
             <w:pPr>
               <w:rPr>
                 <w:rFonts w:ascii="Calibri" w:cs="Calibri" w:eastAsia="Calibri" w:hAnsi="Calibri"/>
-                <w:sz w:val="24"/>
-                <w:szCs w:val="24"/>
               </w:rPr>
             </w:pPr>
             <w:r>
@@ -5308,8 +5840,6 @@
                 <w:rFonts w:ascii="Calibri" w:cs="Calibri" w:eastAsia="Calibri" w:hAnsi="Calibri"/>
                 <w:b w:val="1"/>
                 <w:bCs w:val="1"/>
-                <w:sz w:val="24"/>
-                <w:szCs w:val="24"/>
                 <w:rtl w:val="0"/>
               </w:rPr>
               <w:t xml:space="preserve">1994</w:t>
@@ -5341,15 +5871,11 @@
             <w:pPr>
               <w:rPr>
                 <w:rFonts w:ascii="Calibri" w:cs="Calibri" w:eastAsia="Calibri" w:hAnsi="Calibri"/>
-                <w:sz w:val="24"/>
-                <w:szCs w:val="24"/>
-              </w:rPr>
-            </w:pPr>
-            <w:r>
-              <w:rPr>
-                <w:rFonts w:ascii="Calibri" w:cs="Calibri" w:eastAsia="Calibri" w:hAnsi="Calibri"/>
-                <w:sz w:val="24"/>
-                <w:szCs w:val="24"/>
+              </w:rPr>
+            </w:pPr>
+            <w:r>
+              <w:rPr>
+                <w:rFonts w:ascii="Calibri" w:cs="Calibri" w:eastAsia="Calibri" w:hAnsi="Calibri"/>
                 <w:rtl w:val="0"/>
               </w:rPr>
               <w:t xml:space="preserve">DSM-IV / ICD-10</w:t>
@@ -5376,15 +5902,11 @@
             <w:pPr>
               <w:rPr>
                 <w:rFonts w:ascii="Calibri" w:cs="Calibri" w:eastAsia="Calibri" w:hAnsi="Calibri"/>
-                <w:sz w:val="24"/>
-                <w:szCs w:val="24"/>
-              </w:rPr>
-            </w:pPr>
-            <w:r>
-              <w:rPr>
-                <w:rFonts w:ascii="Calibri" w:cs="Calibri" w:eastAsia="Calibri" w:hAnsi="Calibri"/>
-                <w:sz w:val="24"/>
-                <w:szCs w:val="24"/>
+              </w:rPr>
+            </w:pPr>
+            <w:r>
+              <w:rPr>
+                <w:rFonts w:ascii="Calibri" w:cs="Calibri" w:eastAsia="Calibri" w:hAnsi="Calibri"/>
                 <w:rtl w:val="0"/>
               </w:rPr>
               <w:t xml:space="preserve">PDD umbrella with 5 subtypes; three-domain model becomes standard.</w:t>
@@ -5417,8 +5939,6 @@
             <w:pPr>
               <w:rPr>
                 <w:rFonts w:ascii="Calibri" w:cs="Calibri" w:eastAsia="Calibri" w:hAnsi="Calibri"/>
-                <w:sz w:val="24"/>
-                <w:szCs w:val="24"/>
               </w:rPr>
             </w:pPr>
             <w:r>
@@ -5426,8 +5946,6 @@
                 <w:rFonts w:ascii="Calibri" w:cs="Calibri" w:eastAsia="Calibri" w:hAnsi="Calibri"/>
                 <w:b w:val="1"/>
                 <w:bCs w:val="1"/>
-                <w:sz w:val="24"/>
-                <w:szCs w:val="24"/>
                 <w:rtl w:val="0"/>
               </w:rPr>
               <w:t xml:space="preserve">1998</w:t>
@@ -5459,15 +5977,11 @@
             <w:pPr>
               <w:rPr>
                 <w:rFonts w:ascii="Calibri" w:cs="Calibri" w:eastAsia="Calibri" w:hAnsi="Calibri"/>
-                <w:sz w:val="24"/>
-                <w:szCs w:val="24"/>
-              </w:rPr>
-            </w:pPr>
-            <w:r>
-              <w:rPr>
-                <w:rFonts w:ascii="Calibri" w:cs="Calibri" w:eastAsia="Calibri" w:hAnsi="Calibri"/>
-                <w:sz w:val="24"/>
-                <w:szCs w:val="24"/>
+              </w:rPr>
+            </w:pPr>
+            <w:r>
+              <w:rPr>
+                <w:rFonts w:ascii="Calibri" w:cs="Calibri" w:eastAsia="Calibri" w:hAnsi="Calibri"/>
                 <w:rtl w:val="0"/>
               </w:rPr>
               <w:t xml:space="preserve">Judy Singer</w:t>
@@ -5494,15 +6008,11 @@
             <w:pPr>
               <w:rPr>
                 <w:rFonts w:ascii="Calibri" w:cs="Calibri" w:eastAsia="Calibri" w:hAnsi="Calibri"/>
-                <w:sz w:val="24"/>
-                <w:szCs w:val="24"/>
-              </w:rPr>
-            </w:pPr>
-            <w:r>
-              <w:rPr>
-                <w:rFonts w:ascii="Calibri" w:cs="Calibri" w:eastAsia="Calibri" w:hAnsi="Calibri"/>
-                <w:sz w:val="24"/>
-                <w:szCs w:val="24"/>
+              </w:rPr>
+            </w:pPr>
+            <w:r>
+              <w:rPr>
+                <w:rFonts w:ascii="Calibri" w:cs="Calibri" w:eastAsia="Calibri" w:hAnsi="Calibri"/>
                 <w:rtl w:val="0"/>
               </w:rPr>
               <w:t xml:space="preserve">Neurodiversity paradigm: neurological variation, not pathology.</w:t>
@@ -5535,8 +6045,6 @@
             <w:pPr>
               <w:rPr>
                 <w:rFonts w:ascii="Calibri" w:cs="Calibri" w:eastAsia="Calibri" w:hAnsi="Calibri"/>
-                <w:sz w:val="24"/>
-                <w:szCs w:val="24"/>
               </w:rPr>
             </w:pPr>
             <w:r>
@@ -5544,8 +6052,6 @@
                 <w:rFonts w:ascii="Calibri" w:cs="Calibri" w:eastAsia="Calibri" w:hAnsi="Calibri"/>
                 <w:b w:val="1"/>
                 <w:bCs w:val="1"/>
-                <w:sz w:val="24"/>
-                <w:szCs w:val="24"/>
                 <w:rtl w:val="0"/>
               </w:rPr>
               <w:t xml:space="preserve">2005</w:t>
@@ -5577,15 +6083,11 @@
             <w:pPr>
               <w:rPr>
                 <w:rFonts w:ascii="Calibri" w:cs="Calibri" w:eastAsia="Calibri" w:hAnsi="Calibri"/>
-                <w:sz w:val="24"/>
-                <w:szCs w:val="24"/>
-              </w:rPr>
-            </w:pPr>
-            <w:r>
-              <w:rPr>
-                <w:rFonts w:ascii="Calibri" w:cs="Calibri" w:eastAsia="Calibri" w:hAnsi="Calibri"/>
-                <w:sz w:val="24"/>
-                <w:szCs w:val="24"/>
+              </w:rPr>
+            </w:pPr>
+            <w:r>
+              <w:rPr>
+                <w:rFonts w:ascii="Calibri" w:cs="Calibri" w:eastAsia="Calibri" w:hAnsi="Calibri"/>
                 <w:rtl w:val="0"/>
               </w:rPr>
               <w:t xml:space="preserve">Murray</w:t>
@@ -5612,15 +6114,11 @@
             <w:pPr>
               <w:rPr>
                 <w:rFonts w:ascii="Calibri" w:cs="Calibri" w:eastAsia="Calibri" w:hAnsi="Calibri"/>
-                <w:sz w:val="24"/>
-                <w:szCs w:val="24"/>
-              </w:rPr>
-            </w:pPr>
-            <w:r>
-              <w:rPr>
-                <w:rFonts w:ascii="Calibri" w:cs="Calibri" w:eastAsia="Calibri" w:hAnsi="Calibri"/>
-                <w:sz w:val="24"/>
-                <w:szCs w:val="24"/>
+              </w:rPr>
+            </w:pPr>
+            <w:r>
+              <w:rPr>
+                <w:rFonts w:ascii="Calibri" w:cs="Calibri" w:eastAsia="Calibri" w:hAnsi="Calibri"/>
                 <w:rtl w:val="0"/>
               </w:rPr>
               <w:t xml:space="preserve">Monotropism: autistic attention as deep single-channel focus.</w:t>
@@ -5653,8 +6151,6 @@
             <w:pPr>
               <w:rPr>
                 <w:rFonts w:ascii="Calibri" w:cs="Calibri" w:eastAsia="Calibri" w:hAnsi="Calibri"/>
-                <w:sz w:val="24"/>
-                <w:szCs w:val="24"/>
               </w:rPr>
             </w:pPr>
             <w:r>
@@ -5662,8 +6158,6 @@
                 <w:rFonts w:ascii="Calibri" w:cs="Calibri" w:eastAsia="Calibri" w:hAnsi="Calibri"/>
                 <w:b w:val="1"/>
                 <w:bCs w:val="1"/>
-                <w:sz w:val="24"/>
-                <w:szCs w:val="24"/>
                 <w:rtl w:val="0"/>
               </w:rPr>
               <w:t xml:space="preserve">2012</w:t>
@@ -5695,15 +6189,11 @@
             <w:pPr>
               <w:rPr>
                 <w:rFonts w:ascii="Calibri" w:cs="Calibri" w:eastAsia="Calibri" w:hAnsi="Calibri"/>
-                <w:sz w:val="24"/>
-                <w:szCs w:val="24"/>
-              </w:rPr>
-            </w:pPr>
-            <w:r>
-              <w:rPr>
-                <w:rFonts w:ascii="Calibri" w:cs="Calibri" w:eastAsia="Calibri" w:hAnsi="Calibri"/>
-                <w:sz w:val="24"/>
-                <w:szCs w:val="24"/>
+              </w:rPr>
+            </w:pPr>
+            <w:r>
+              <w:rPr>
+                <w:rFonts w:ascii="Calibri" w:cs="Calibri" w:eastAsia="Calibri" w:hAnsi="Calibri"/>
                 <w:rtl w:val="0"/>
               </w:rPr>
               <w:t xml:space="preserve">Damian Milton</w:t>
@@ -5730,15 +6220,11 @@
             <w:pPr>
               <w:rPr>
                 <w:rFonts w:ascii="Calibri" w:cs="Calibri" w:eastAsia="Calibri" w:hAnsi="Calibri"/>
-                <w:sz w:val="24"/>
-                <w:szCs w:val="24"/>
-              </w:rPr>
-            </w:pPr>
-            <w:r>
-              <w:rPr>
-                <w:rFonts w:ascii="Calibri" w:cs="Calibri" w:eastAsia="Calibri" w:hAnsi="Calibri"/>
-                <w:sz w:val="24"/>
-                <w:szCs w:val="24"/>
+              </w:rPr>
+            </w:pPr>
+            <w:r>
+              <w:rPr>
+                <w:rFonts w:ascii="Calibri" w:cs="Calibri" w:eastAsia="Calibri" w:hAnsi="Calibri"/>
                 <w:rtl w:val="0"/>
               </w:rPr>
               <w:t xml:space="preserve">Double Empathy Problem: mutual failure between neurotypes; bidirectional mismatch.</w:t>
@@ -5771,8 +6257,6 @@
             <w:pPr>
               <w:rPr>
                 <w:rFonts w:ascii="Calibri" w:cs="Calibri" w:eastAsia="Calibri" w:hAnsi="Calibri"/>
-                <w:sz w:val="24"/>
-                <w:szCs w:val="24"/>
               </w:rPr>
             </w:pPr>
             <w:r>
@@ -5780,8 +6264,6 @@
                 <w:rFonts w:ascii="Calibri" w:cs="Calibri" w:eastAsia="Calibri" w:hAnsi="Calibri"/>
                 <w:b w:val="1"/>
                 <w:bCs w:val="1"/>
-                <w:sz w:val="24"/>
-                <w:szCs w:val="24"/>
                 <w:rtl w:val="0"/>
               </w:rPr>
               <w:t xml:space="preserve">2013</w:t>
@@ -5813,15 +6295,11 @@
             <w:pPr>
               <w:rPr>
                 <w:rFonts w:ascii="Calibri" w:cs="Calibri" w:eastAsia="Calibri" w:hAnsi="Calibri"/>
-                <w:sz w:val="24"/>
-                <w:szCs w:val="24"/>
-              </w:rPr>
-            </w:pPr>
-            <w:r>
-              <w:rPr>
-                <w:rFonts w:ascii="Calibri" w:cs="Calibri" w:eastAsia="Calibri" w:hAnsi="Calibri"/>
-                <w:sz w:val="24"/>
-                <w:szCs w:val="24"/>
+              </w:rPr>
+            </w:pPr>
+            <w:r>
+              <w:rPr>
+                <w:rFonts w:ascii="Calibri" w:cs="Calibri" w:eastAsia="Calibri" w:hAnsi="Calibri"/>
                 <w:rtl w:val="0"/>
               </w:rPr>
               <w:t xml:space="preserve">DSM-5</w:t>
@@ -5848,15 +6326,11 @@
             <w:pPr>
               <w:rPr>
                 <w:rFonts w:ascii="Calibri" w:cs="Calibri" w:eastAsia="Calibri" w:hAnsi="Calibri"/>
-                <w:sz w:val="24"/>
-                <w:szCs w:val="24"/>
-              </w:rPr>
-            </w:pPr>
-            <w:r>
-              <w:rPr>
-                <w:rFonts w:ascii="Calibri" w:cs="Calibri" w:eastAsia="Calibri" w:hAnsi="Calibri"/>
-                <w:sz w:val="24"/>
-                <w:szCs w:val="24"/>
+              </w:rPr>
+            </w:pPr>
+            <w:r>
+              <w:rPr>
+                <w:rFonts w:ascii="Calibri" w:cs="Calibri" w:eastAsia="Calibri" w:hAnsi="Calibri"/>
                 <w:rtl w:val="0"/>
               </w:rPr>
               <w:t xml:space="preserve">ASD replaces all PDD subtypes; two domains; sensory criteria; severity levels.</w:t>
@@ -5889,8 +6363,6 @@
             <w:pPr>
               <w:rPr>
                 <w:rFonts w:ascii="Calibri" w:cs="Calibri" w:eastAsia="Calibri" w:hAnsi="Calibri"/>
-                <w:sz w:val="24"/>
-                <w:szCs w:val="24"/>
               </w:rPr>
             </w:pPr>
             <w:r>
@@ -5898,8 +6370,6 @@
                 <w:rFonts w:ascii="Calibri" w:cs="Calibri" w:eastAsia="Calibri" w:hAnsi="Calibri"/>
                 <w:b w:val="1"/>
                 <w:bCs w:val="1"/>
-                <w:sz w:val="24"/>
-                <w:szCs w:val="24"/>
                 <w:rtl w:val="0"/>
               </w:rPr>
               <w:t xml:space="preserve">2022</w:t>
@@ -5931,15 +6401,11 @@
             <w:pPr>
               <w:rPr>
                 <w:rFonts w:ascii="Calibri" w:cs="Calibri" w:eastAsia="Calibri" w:hAnsi="Calibri"/>
-                <w:sz w:val="24"/>
-                <w:szCs w:val="24"/>
-              </w:rPr>
-            </w:pPr>
-            <w:r>
-              <w:rPr>
-                <w:rFonts w:ascii="Calibri" w:cs="Calibri" w:eastAsia="Calibri" w:hAnsi="Calibri"/>
-                <w:sz w:val="24"/>
-                <w:szCs w:val="24"/>
+              </w:rPr>
+            </w:pPr>
+            <w:r>
+              <w:rPr>
+                <w:rFonts w:ascii="Calibri" w:cs="Calibri" w:eastAsia="Calibri" w:hAnsi="Calibri"/>
                 <w:rtl w:val="0"/>
               </w:rPr>
               <w:t xml:space="preserve">ICD-11</w:t>
@@ -5966,15 +6432,11 @@
             <w:pPr>
               <w:rPr>
                 <w:rFonts w:ascii="Calibri" w:cs="Calibri" w:eastAsia="Calibri" w:hAnsi="Calibri"/>
-                <w:sz w:val="24"/>
-                <w:szCs w:val="24"/>
-              </w:rPr>
-            </w:pPr>
-            <w:r>
-              <w:rPr>
-                <w:rFonts w:ascii="Calibri" w:cs="Calibri" w:eastAsia="Calibri" w:hAnsi="Calibri"/>
-                <w:sz w:val="24"/>
-                <w:szCs w:val="24"/>
+              </w:rPr>
+            </w:pPr>
+            <w:r>
+              <w:rPr>
+                <w:rFonts w:ascii="Calibri" w:cs="Calibri" w:eastAsia="Calibri" w:hAnsi="Calibri"/>
                 <w:rtl w:val="0"/>
               </w:rPr>
               <w:t xml:space="preserve">Dimensional descriptors; convergence with DSM-5; late-diagnosed adults better accommodated.</w:t>
@@ -6013,12 +6475,69 @@
       </w:pPr>
       <w:r>
         <w:rPr>
-          <w:rFonts w:ascii="Calibri" w:cs="Calibri" w:eastAsia="Calibri" w:hAnsi="Calibri"/>
-          <w:sz w:val="24"/>
-          <w:szCs w:val="24"/>
-          <w:rtl w:val="0"/>
-        </w:rPr>
-        <w:t xml:space="preserve">14. Vital Clinical Errors — Do Not Make These</w:t>
+          <w:rtl w:val="0"/>
+        </w:rPr>
+      </w:r>
+    </w:p>
+    <w:p>
+      <w:pPr>
+        <w:pStyle w:val="Heading1"/>
+        <w:pBdr>
+          <w:bottom w:color="1f4e79" w:space="4" w:sz="6" w:val="single"/>
+        </w:pBdr>
+        <w:spacing w:after="120" w:before="320" w:lineRule="auto"/>
+        <w:rPr>
+          <w:rFonts w:ascii="Calibri" w:cs="Calibri" w:eastAsia="Calibri" w:hAnsi="Calibri"/>
+          <w:sz w:val="24"/>
+          <w:szCs w:val="24"/>
+        </w:rPr>
+      </w:pPr>
+      <w:r>
+        <w:rPr>
+          <w:rtl w:val="0"/>
+        </w:rPr>
+      </w:r>
+    </w:p>
+    <w:p>
+      <w:pPr>
+        <w:pStyle w:val="Heading1"/>
+        <w:pBdr>
+          <w:bottom w:color="1f4e79" w:space="4" w:sz="6" w:val="single"/>
+        </w:pBdr>
+        <w:spacing w:after="120" w:before="320" w:lineRule="auto"/>
+        <w:rPr>
+          <w:rFonts w:ascii="Calibri" w:cs="Calibri" w:eastAsia="Calibri" w:hAnsi="Calibri"/>
+          <w:sz w:val="24"/>
+          <w:szCs w:val="24"/>
+        </w:rPr>
+      </w:pPr>
+      <w:r>
+        <w:rPr>
+          <w:rtl w:val="0"/>
+        </w:rPr>
+      </w:r>
+    </w:p>
+    <w:p>
+      <w:pPr>
+        <w:pStyle w:val="Heading1"/>
+        <w:pBdr>
+          <w:bottom w:color="1f4e79" w:space="4" w:sz="6" w:val="single"/>
+        </w:pBdr>
+        <w:spacing w:after="120" w:before="320" w:lineRule="auto"/>
+        <w:rPr>
+          <w:rFonts w:ascii="Calibri" w:cs="Calibri" w:eastAsia="Calibri" w:hAnsi="Calibri"/>
+          <w:sz w:val="24"/>
+          <w:szCs w:val="24"/>
+        </w:rPr>
+      </w:pPr>
+      <w:r>
+        <w:rPr>
+          <w:rFonts w:ascii="Calibri" w:cs="Calibri" w:eastAsia="Calibri" w:hAnsi="Calibri"/>
+          <w:sz w:val="24"/>
+          <w:szCs w:val="24"/>
+          <w:rtl w:val="0"/>
+        </w:rPr>
+        <w:t xml:space="preserve">14. Vital Clinical Errors , Do Not Make These</w:t>
       </w:r>
     </w:p>
     <w:tbl>
@@ -6084,7 +6603,7 @@
                 <w:szCs w:val="24"/>
                 <w:rtl w:val="0"/>
               </w:rPr>
-              <w:t xml:space="preserve">Error 1 — Refrigerator Mother Legacy</w:t>
+              <w:t xml:space="preserve">Error 1 , Refrigerator Mother Legacy</w:t>
             </w:r>
             <w:r>
               <w:rPr>
@@ -6255,7 +6774,7 @@
                 <w:szCs w:val="24"/>
                 <w:rtl w:val="0"/>
               </w:rPr>
-              <w:t xml:space="preserve">Error 2 — Conflating 'Spectrum' with 'Mild'</w:t>
+              <w:t xml:space="preserve">Error 2 , Conflating 'Spectrum' with 'Mild'</w:t>
             </w:r>
             <w:r>
               <w:rPr>
@@ -6342,7 +6861,7 @@
                 <w:szCs w:val="24"/>
                 <w:rtl w:val="0"/>
               </w:rPr>
-              <w:t xml:space="preserve">Spectrum means dimensional — not a gradient from severe to trivial.</w:t>
+              <w:t xml:space="preserve">Spectrum means dimensional , not a gradient from severe to trivial.</w:t>
             </w:r>
           </w:p>
         </w:tc>
@@ -6426,7 +6945,7 @@
                 <w:szCs w:val="24"/>
                 <w:rtl w:val="0"/>
               </w:rPr>
-              <w:t xml:space="preserve">Error 3 — Forgetting Sensory Criteria</w:t>
+              <w:t xml:space="preserve">Error 3 , Forgetting Sensory Criteria</w:t>
             </w:r>
             <w:r>
               <w:rPr>
@@ -6594,7 +7113,7 @@
           <w:szCs w:val="24"/>
           <w:rtl w:val="0"/>
         </w:rPr>
-        <w:t xml:space="preserve">The diagnostic map has been redrawn repeatedly — and it will be redrawn again. What endures is the person in front of you. Carry the map lightly. See the person clearly.</w:t>
+        <w:t xml:space="preserve">The diagnostic map has been redrawn repeatedly , and it will be redrawn again. What endures is the person in front of you. Carry the map lightly. See the person clearly.</w:t>
       </w:r>
     </w:p>
     <w:p>
@@ -6626,8 +7145,8 @@
       </w:r>
     </w:p>
     <w:sectPr>
-      <w:headerReference r:id="rId7" w:type="default"/>
-      <w:footerReference r:id="rId8" w:type="default"/>
+      <w:headerReference r:id="rId11" w:type="default"/>
+      <w:footerReference r:id="rId12" w:type="default"/>
       <w:pgSz w:h="15840" w:w="12240" w:orient="portrait"/>
       <w:pgMar w:bottom="1080" w:top="1080" w:left="1080" w:right="1080" w:header="708" w:footer="708"/>
       <w:pgNumType w:start="1"/>
